--- a/mps-nivel-c/oficial/04_registros/MilhasFacil_Busca-de-Milhas/00_INDICE-MILHASFACIL01_Mapa-de-Registros.docx
+++ b/mps-nivel-c/oficial/04_registros/MilhasFacil_Busca-de-Milhas/00_INDICE-MILHASFACIL01_Mapa-de-Registros.docx
@@ -3,12 +3,10 @@
 <w:document xmlns:wpc="http://schemas.microsoft.com/office/word/2010/wordprocessingCanvas" xmlns:mo="http://schemas.microsoft.com/office/mac/office/2008/main" xmlns:mc="http://schemas.openxmlformats.org/markup-compatibility/2006" xmlns:mv="urn:schemas-microsoft-com:mac:vml" xmlns:o="urn:schemas-microsoft-com:office:office" xmlns:r="http://schemas.openxmlformats.org/officeDocument/2006/relationships" xmlns:m="http://schemas.openxmlformats.org/officeDocument/2006/math" xmlns:v="urn:schemas-microsoft-com:vml" xmlns:wp14="http://schemas.microsoft.com/office/word/2010/wordprocessingDrawing" xmlns:wp="http://schemas.openxmlformats.org/drawingml/2006/wordprocessingDrawing" xmlns:w10="urn:schemas-microsoft-com:office:word" xmlns:w="http://schemas.openxmlformats.org/wordprocessingml/2006/main" xmlns:w14="http://schemas.microsoft.com/office/word/2010/wordml" xmlns:wpg="http://schemas.microsoft.com/office/word/2010/wordprocessingGroup" xmlns:wpi="http://schemas.microsoft.com/office/word/2010/wordprocessingInk" xmlns:wne="http://schemas.microsoft.com/office/word/2006/wordml" xmlns:wps="http://schemas.microsoft.com/office/word/2010/wordprocessingShape" mc:Ignorable="w14 wp14">
   <w:body>
     <w:p>
+      <w:pPr>
+        <w:pStyle w:val="Heading1"/>
+      </w:pPr>
       <w:r>
-        <w:rPr>
-          <w:b/>
-          <w:color w:val="1F3B73"/>
-          <w:sz w:val="34"/>
-        </w:rPr>
         <w:t>Índice de Registros do Projeto — MilhasFacil</w:t>
       </w:r>
     </w:p>
@@ -16,26 +14,21 @@
       <w:tblPr>
         <w:tblStyle w:val="TableGrid"/>
         <w:tblW w:type="auto" w:w="0"/>
-        <w:jc w:val="center"/>
         <w:tblLook w:firstColumn="1" w:firstRow="1" w:lastColumn="0" w:lastRow="0" w:noHBand="0" w:noVBand="1" w:val="04A0"/>
       </w:tblPr>
       <w:tblGrid>
-        <w:gridCol w:w="4873"/>
-        <w:gridCol w:w="4873"/>
+        <w:gridCol w:w="4320"/>
+        <w:gridCol w:w="4320"/>
       </w:tblGrid>
       <w:tr>
         <w:tc>
           <w:tcPr>
-            <w:tcW w:type="dxa" w:w="4873"/>
-            <w:shd w:val="clear" w:fill="1F3B73"/>
+            <w:tcW w:type="dxa" w:w="4320"/>
           </w:tcPr>
           <w:p>
-            <w:r/>
             <w:r>
               <w:rPr>
                 <w:b/>
-                <w:color w:val="FFFFFF"/>
-                <w:sz w:val="18"/>
               </w:rPr>
               <w:t>Campo</w:t>
             </w:r>
@@ -43,16 +36,12 @@
         </w:tc>
         <w:tc>
           <w:tcPr>
-            <w:tcW w:type="dxa" w:w="4873"/>
-            <w:shd w:val="clear" w:fill="1F3B73"/>
+            <w:tcW w:type="dxa" w:w="4320"/>
           </w:tcPr>
           <w:p>
-            <w:r/>
             <w:r>
               <w:rPr>
                 <w:b/>
-                <w:color w:val="FFFFFF"/>
-                <w:sz w:val="18"/>
               </w:rPr>
               <w:t>Valor</w:t>
             </w:r>
@@ -62,18 +51,12 @@
       <w:tr>
         <w:tc>
           <w:tcPr>
-            <w:tcW w:type="dxa" w:w="4873"/>
+            <w:tcW w:type="dxa" w:w="4320"/>
           </w:tcPr>
           <w:p>
             <w:r>
               <w:rPr>
-                <w:sz w:val="17"/>
-              </w:rPr>
-            </w:r>
-            <w:r>
-              <w:rPr>
                 <w:b/>
-                <w:sz w:val="17"/>
               </w:rPr>
               <w:t>Documento</w:t>
             </w:r>
@@ -81,18 +64,10 @@
         </w:tc>
         <w:tc>
           <w:tcPr>
-            <w:tcW w:type="dxa" w:w="4873"/>
+            <w:tcW w:type="dxa" w:w="4320"/>
           </w:tcPr>
           <w:p>
             <w:r>
-              <w:rPr>
-                <w:sz w:val="17"/>
-              </w:rPr>
-            </w:r>
-            <w:r>
-              <w:rPr>
-                <w:sz w:val="17"/>
-              </w:rPr>
               <w:t>INDICE-MILHASFACIL01-001</w:t>
             </w:r>
           </w:p>
@@ -101,19 +76,12 @@
       <w:tr>
         <w:tc>
           <w:tcPr>
-            <w:tcW w:type="dxa" w:w="4873"/>
-            <w:shd w:val="clear" w:fill="EDF1F7"/>
+            <w:tcW w:type="dxa" w:w="4320"/>
           </w:tcPr>
           <w:p>
             <w:r>
               <w:rPr>
-                <w:sz w:val="17"/>
-              </w:rPr>
-            </w:r>
-            <w:r>
-              <w:rPr>
                 <w:b/>
-                <w:sz w:val="17"/>
               </w:rPr>
               <w:t>Projeto</w:t>
             </w:r>
@@ -121,19 +89,10 @@
         </w:tc>
         <w:tc>
           <w:tcPr>
-            <w:tcW w:type="dxa" w:w="4873"/>
-            <w:shd w:val="clear" w:fill="EDF1F7"/>
+            <w:tcW w:type="dxa" w:w="4320"/>
           </w:tcPr>
           <w:p>
             <w:r>
-              <w:rPr>
-                <w:sz w:val="17"/>
-              </w:rPr>
-            </w:r>
-            <w:r>
-              <w:rPr>
-                <w:sz w:val="17"/>
-              </w:rPr>
               <w:t>MilhasFacil — Plataforma de Busca e Alerta de Passagens por Milhas</w:t>
             </w:r>
           </w:p>
@@ -142,18 +101,12 @@
       <w:tr>
         <w:tc>
           <w:tcPr>
-            <w:tcW w:type="dxa" w:w="4873"/>
+            <w:tcW w:type="dxa" w:w="4320"/>
           </w:tcPr>
           <w:p>
             <w:r>
               <w:rPr>
-                <w:sz w:val="17"/>
-              </w:rPr>
-            </w:r>
-            <w:r>
-              <w:rPr>
                 <w:b/>
-                <w:sz w:val="17"/>
               </w:rPr>
               <w:t>Código do projeto</w:t>
             </w:r>
@@ -161,18 +114,10 @@
         </w:tc>
         <w:tc>
           <w:tcPr>
-            <w:tcW w:type="dxa" w:w="4873"/>
+            <w:tcW w:type="dxa" w:w="4320"/>
           </w:tcPr>
           <w:p>
             <w:r>
-              <w:rPr>
-                <w:sz w:val="17"/>
-              </w:rPr>
-            </w:r>
-            <w:r>
-              <w:rPr>
-                <w:sz w:val="17"/>
-              </w:rPr>
               <w:t>MILHASFACIL01</w:t>
             </w:r>
           </w:p>
@@ -181,19 +126,12 @@
       <w:tr>
         <w:tc>
           <w:tcPr>
-            <w:tcW w:type="dxa" w:w="4873"/>
-            <w:shd w:val="clear" w:fill="EDF1F7"/>
+            <w:tcW w:type="dxa" w:w="4320"/>
           </w:tcPr>
           <w:p>
             <w:r>
               <w:rPr>
-                <w:sz w:val="17"/>
-              </w:rPr>
-            </w:r>
-            <w:r>
-              <w:rPr>
                 <w:b/>
-                <w:sz w:val="17"/>
               </w:rPr>
               <w:t>Cliente</w:t>
             </w:r>
@@ -201,19 +139,10 @@
         </w:tc>
         <w:tc>
           <w:tcPr>
-            <w:tcW w:type="dxa" w:w="4873"/>
-            <w:shd w:val="clear" w:fill="EDF1F7"/>
+            <w:tcW w:type="dxa" w:w="4320"/>
           </w:tcPr>
           <w:p>
             <w:r>
-              <w:rPr>
-                <w:sz w:val="17"/>
-              </w:rPr>
-            </w:r>
-            <w:r>
-              <w:rPr>
-                <w:sz w:val="17"/>
-              </w:rPr>
               <w:t>Hub de Milhas</w:t>
             </w:r>
           </w:p>
@@ -222,18 +151,12 @@
       <w:tr>
         <w:tc>
           <w:tcPr>
-            <w:tcW w:type="dxa" w:w="4873"/>
+            <w:tcW w:type="dxa" w:w="4320"/>
           </w:tcPr>
           <w:p>
             <w:r>
               <w:rPr>
-                <w:sz w:val="17"/>
-              </w:rPr>
-            </w:r>
-            <w:r>
-              <w:rPr>
                 <w:b/>
-                <w:sz w:val="17"/>
               </w:rPr>
               <w:t>Organização</w:t>
             </w:r>
@@ -241,18 +164,10 @@
         </w:tc>
         <w:tc>
           <w:tcPr>
-            <w:tcW w:type="dxa" w:w="4873"/>
+            <w:tcW w:type="dxa" w:w="4320"/>
           </w:tcPr>
           <w:p>
             <w:r>
-              <w:rPr>
-                <w:sz w:val="17"/>
-              </w:rPr>
-            </w:r>
-            <w:r>
-              <w:rPr>
-                <w:sz w:val="17"/>
-              </w:rPr>
               <w:t>Timeware Brasil Softwares e Serviços LTDA</w:t>
             </w:r>
           </w:p>
@@ -261,19 +176,12 @@
       <w:tr>
         <w:tc>
           <w:tcPr>
-            <w:tcW w:type="dxa" w:w="4873"/>
-            <w:shd w:val="clear" w:fill="EDF1F7"/>
+            <w:tcW w:type="dxa" w:w="4320"/>
           </w:tcPr>
           <w:p>
             <w:r>
               <w:rPr>
-                <w:sz w:val="17"/>
-              </w:rPr>
-            </w:r>
-            <w:r>
-              <w:rPr>
                 <w:b/>
-                <w:sz w:val="17"/>
               </w:rPr>
               <w:t>Versão</w:t>
             </w:r>
@@ -281,20 +189,11 @@
         </w:tc>
         <w:tc>
           <w:tcPr>
-            <w:tcW w:type="dxa" w:w="4873"/>
-            <w:shd w:val="clear" w:fill="EDF1F7"/>
+            <w:tcW w:type="dxa" w:w="4320"/>
           </w:tcPr>
           <w:p>
             <w:r>
-              <w:rPr>
-                <w:sz w:val="17"/>
-              </w:rPr>
-            </w:r>
-            <w:r>
-              <w:rPr>
-                <w:sz w:val="17"/>
-              </w:rPr>
-              <w:t>1.0</w:t>
+              <w:t>3.0</w:t>
             </w:r>
           </w:p>
         </w:tc>
@@ -302,18 +201,12 @@
       <w:tr>
         <w:tc>
           <w:tcPr>
-            <w:tcW w:type="dxa" w:w="4873"/>
+            <w:tcW w:type="dxa" w:w="4320"/>
           </w:tcPr>
           <w:p>
             <w:r>
               <w:rPr>
-                <w:sz w:val="17"/>
-              </w:rPr>
-            </w:r>
-            <w:r>
-              <w:rPr>
                 <w:b/>
-                <w:sz w:val="17"/>
               </w:rPr>
               <w:t>Data</w:t>
             </w:r>
@@ -321,19 +214,11 @@
         </w:tc>
         <w:tc>
           <w:tcPr>
-            <w:tcW w:type="dxa" w:w="4873"/>
+            <w:tcW w:type="dxa" w:w="4320"/>
           </w:tcPr>
           <w:p>
             <w:r>
-              <w:rPr>
-                <w:sz w:val="17"/>
-              </w:rPr>
-            </w:r>
-            <w:r>
-              <w:rPr>
-                <w:sz w:val="17"/>
-              </w:rPr>
-              <w:t>15/06/2026</w:t>
+              <w:t>26/06/2026</w:t>
             </w:r>
           </w:p>
         </w:tc>
@@ -341,19 +226,12 @@
       <w:tr>
         <w:tc>
           <w:tcPr>
-            <w:tcW w:type="dxa" w:w="4873"/>
-            <w:shd w:val="clear" w:fill="EDF1F7"/>
+            <w:tcW w:type="dxa" w:w="4320"/>
           </w:tcPr>
           <w:p>
             <w:r>
               <w:rPr>
-                <w:sz w:val="17"/>
-              </w:rPr>
-            </w:r>
-            <w:r>
-              <w:rPr>
                 <w:b/>
-                <w:sz w:val="17"/>
               </w:rPr>
               <w:t>Natureza</w:t>
             </w:r>
@@ -361,32 +239,19 @@
         </w:tc>
         <w:tc>
           <w:tcPr>
-            <w:tcW w:type="dxa" w:w="4873"/>
-            <w:shd w:val="clear" w:fill="EDF1F7"/>
+            <w:tcW w:type="dxa" w:w="4320"/>
           </w:tcPr>
           <w:p>
             <w:r>
-              <w:rPr>
-                <w:sz w:val="17"/>
-              </w:rPr>
-            </w:r>
-            <w:r>
-              <w:rPr>
-                <w:sz w:val="17"/>
-              </w:rPr>
               <w:t xml:space="preserve">Documento de controle / índice — apoio interno. Organiza a produção das evidências do projeto; </w:t>
             </w:r>
             <w:r>
               <w:rPr>
                 <w:b/>
-                <w:sz w:val="17"/>
               </w:rPr>
               <w:t>não é, ele próprio, evidência auditável pela ASR</w:t>
             </w:r>
             <w:r>
-              <w:rPr>
-                <w:sz w:val="17"/>
-              </w:rPr>
               <w:t>.</w:t>
             </w:r>
           </w:p>
@@ -395,18 +260,12 @@
       <w:tr>
         <w:tc>
           <w:tcPr>
-            <w:tcW w:type="dxa" w:w="4873"/>
+            <w:tcW w:type="dxa" w:w="4320"/>
           </w:tcPr>
           <w:p>
             <w:r>
               <w:rPr>
-                <w:sz w:val="17"/>
-              </w:rPr>
-            </w:r>
-            <w:r>
-              <w:rPr>
                 <w:b/>
-                <w:sz w:val="17"/>
               </w:rPr>
               <w:t>Fonte consolidada</w:t>
             </w:r>
@@ -414,82 +273,54 @@
         </w:tc>
         <w:tc>
           <w:tcPr>
-            <w:tcW w:type="dxa" w:w="4873"/>
+            <w:tcW w:type="dxa" w:w="4320"/>
           </w:tcPr>
           <w:p>
             <w:r>
-              <w:rPr>
-                <w:sz w:val="17"/>
-              </w:rPr>
-            </w:r>
-            <w:r>
-              <w:rPr>
-                <w:sz w:val="17"/>
-              </w:rPr>
               <w:t xml:space="preserve">Planilha de Gestão </w:t>
             </w:r>
             <w:r>
               <w:rPr>
                 <w:rFonts w:ascii="Consolas" w:hAnsi="Consolas"/>
-                <w:color w:val="444444"/>
-                <w:sz w:val="17"/>
               </w:rPr>
               <w:t>GEST-MILHASFACIL01-001</w:t>
             </w:r>
             <w:r>
-              <w:rPr>
-                <w:sz w:val="17"/>
-              </w:rPr>
-              <w:t xml:space="preserve"> (fonte da verdade de gestão) + código real dos três repositórios + APIs Azure DevOps/Jira (coleta 15/06/2026)</w:t>
+              <w:t xml:space="preserve"> (fonte da verdade de gestão) + código real dos três repositórios + APIs GitLab/Jira (coleta 15/06/2026)</w:t>
             </w:r>
           </w:p>
         </w:tc>
       </w:tr>
     </w:tbl>
+    <w:p/>
     <w:p>
+      <w:pPr>
+        <w:pStyle w:val="IntenseQuote"/>
+      </w:pPr>
       <w:r>
         <w:rPr>
           <w:b/>
-          <w:i/>
-          <w:color w:val="444444"/>
         </w:rPr>
         <w:t>Como usar:</w:t>
       </w:r>
       <w:r>
-        <w:rPr>
-          <w:i/>
-          <w:color w:val="444444"/>
-        </w:rPr>
         <w:t xml:space="preserve"> este índice mapeia todos os registros MPS a produzir para o projeto MILHASFACIL01, o status de cada um e o processo MPS-SW que evidenciam. Conforme cada artefato for gerado ou atualizado, ajustar a coluna </w:t>
       </w:r>
       <w:r>
         <w:rPr>
           <w:b/>
-          <w:i/>
-          <w:color w:val="444444"/>
         </w:rPr>
         <w:t>Status</w:t>
       </w:r>
       <w:r>
-        <w:rPr>
-          <w:i/>
-          <w:color w:val="444444"/>
-        </w:rPr>
         <w:t xml:space="preserve"> e registrar no histórico ao final.</w:t>
       </w:r>
     </w:p>
     <w:p>
       <w:pPr>
-        <w:pBdr>
-          <w:bottom w:val="single" w:sz="6" w:space="3" w:color="1F3B73"/>
-        </w:pBdr>
+        <w:pStyle w:val="Heading2"/>
       </w:pPr>
       <w:r>
-        <w:rPr>
-          <w:b/>
-          <w:color w:val="1F3B73"/>
-          <w:sz w:val="27"/>
-        </w:rPr>
         <w:t>1. Contexto e momento do projeto</w:t>
       </w:r>
     </w:p>
@@ -524,7 +355,7 @@
         <w:rPr>
           <w:b/>
         </w:rPr>
-        <w:t>Status atual (15/06/2026):</w:t>
+        <w:t>Status atual (26/06/2026):</w:t>
       </w:r>
       <w:r>
         <w:t xml:space="preserve"> </w:t>
@@ -533,10 +364,10 @@
         <w:rPr>
           <w:b/>
         </w:rPr>
-        <w:t>Sprint 9 de 12 em andamento</w:t>
+        <w:t>Sprint 10 de 12 em andamento</w:t>
       </w:r>
       <w:r>
-        <w:t xml:space="preserve"> (01–14/06/2026); projeto </w:t>
+        <w:t xml:space="preserve"> (15–28/06/2026); projeto </w:t>
       </w:r>
       <w:r>
         <w:rPr>
@@ -568,7 +399,7 @@
         <w:t>execução</w:t>
       </w:r>
       <w:r>
-        <w:t xml:space="preserve"> (Ondas 1 e 2) já pode ser produzido com base no realizado em S1–S9; os artefatos de </w:t>
+        <w:t xml:space="preserve"> (Ondas 1 e 2) já pode ser produzido com base no realizado em S1–S10; os artefatos de </w:t>
       </w:r>
       <w:r>
         <w:rPr>
@@ -600,183 +431,14 @@
         <w:t>Equipe (time atual):</w:t>
       </w:r>
       <w:r>
-        <w:t xml:space="preserve"> Abraão (GP — gestão, fora do DevOps), Cézar Velazquez (Tech Lead / Arquiteto / DevOps — revisor de PR), Jonathan Alves (QA — teste manual), Carol/Caroline (GQA independente — fora do DevOps), Felipe Santos · Lucas Batista · Henry Oliveira (Devs). </w:t>
-      </w:r>
-      <w:r>
-        <w:rPr>
-          <w:b/>
-        </w:rPr>
-        <w:t>DevOps (Azure) = 5:</w:t>
-      </w:r>
-      <w:r>
-        <w:t xml:space="preserve"> Cézar + 3 devs + Jonathan. Mapa de identidade no tooling (contas legadas): aprovação de PR sob </w:t>
-      </w:r>
-      <w:r>
-        <w:rPr>
-          <w:rFonts w:ascii="Consolas" w:hAnsi="Consolas"/>
-          <w:color w:val="444444"/>
-          <w:sz w:val="18"/>
-        </w:rPr>
-        <w:t>Mateus Veloso</w:t>
-      </w:r>
-      <w:r>
-        <w:t xml:space="preserve"> = Cézar; commits de infra sob </w:t>
-      </w:r>
-      <w:r>
-        <w:rPr>
-          <w:rFonts w:ascii="Consolas" w:hAnsi="Consolas"/>
-          <w:color w:val="444444"/>
-          <w:sz w:val="18"/>
-        </w:rPr>
-        <w:t>Raony Chagas</w:t>
-      </w:r>
-      <w:r>
-        <w:t>/</w:t>
-      </w:r>
-      <w:r>
-        <w:rPr>
-          <w:rFonts w:ascii="Consolas" w:hAnsi="Consolas"/>
-          <w:color w:val="444444"/>
-          <w:sz w:val="18"/>
-        </w:rPr>
-        <w:t>Mateus Sousa</w:t>
-      </w:r>
-      <w:r>
-        <w:t xml:space="preserve"> = Cézar; </w:t>
-      </w:r>
-      <w:r>
-        <w:rPr>
-          <w:rFonts w:ascii="Consolas" w:hAnsi="Consolas"/>
-          <w:color w:val="444444"/>
-          <w:sz w:val="18"/>
-        </w:rPr>
-        <w:t>Felipe Siqueira</w:t>
-      </w:r>
-      <w:r>
-        <w:t>/</w:t>
-      </w:r>
-      <w:r>
-        <w:rPr>
-          <w:rFonts w:ascii="Consolas" w:hAnsi="Consolas"/>
-          <w:color w:val="444444"/>
-          <w:sz w:val="18"/>
-        </w:rPr>
-        <w:t>Henry Komatsu</w:t>
-      </w:r>
-      <w:r>
-        <w:t>/</w:t>
-      </w:r>
-      <w:r>
-        <w:rPr>
-          <w:rFonts w:ascii="Consolas" w:hAnsi="Consolas"/>
-          <w:color w:val="444444"/>
-          <w:sz w:val="18"/>
-        </w:rPr>
-        <w:t>Lucas Batista de Sousa</w:t>
-      </w:r>
-      <w:r>
-        <w:t xml:space="preserve"> = os devs. Reatribuição no Jira ✅: </w:t>
-      </w:r>
-      <w:r>
-        <w:rPr>
-          <w:b/>
-        </w:rPr>
-        <w:t>Cézar</w:t>
-      </w:r>
-      <w:r>
-        <w:t xml:space="preserve"> (</w:t>
-      </w:r>
-      <w:r>
-        <w:rPr>
-          <w:rFonts w:ascii="Consolas" w:hAnsi="Consolas"/>
-          <w:color w:val="444444"/>
-          <w:sz w:val="18"/>
-        </w:rPr>
-        <w:t>cezar.hiraki</w:t>
-      </w:r>
-      <w:r>
-        <w:t xml:space="preserve">) → MF-4/6/12/40/52/73; </w:t>
-      </w:r>
-      <w:r>
-        <w:rPr>
-          <w:b/>
-        </w:rPr>
-        <w:t>Abraão</w:t>
-      </w:r>
-      <w:r>
-        <w:t xml:space="preserve"> (</w:t>
-      </w:r>
-      <w:r>
-        <w:rPr>
-          <w:rFonts w:ascii="Consolas" w:hAnsi="Consolas"/>
-          <w:color w:val="444444"/>
-          <w:sz w:val="18"/>
-        </w:rPr>
-        <w:t>abraao.oliveira</w:t>
-      </w:r>
-      <w:r>
-        <w:t xml:space="preserve">) → MF-72; </w:t>
-      </w:r>
-      <w:r>
-        <w:rPr>
-          <w:b/>
-        </w:rPr>
-        <w:t>Jonathan Alves</w:t>
-      </w:r>
-      <w:r>
-        <w:t xml:space="preserve"> (</w:t>
-      </w:r>
-      <w:r>
-        <w:rPr>
-          <w:rFonts w:ascii="Consolas" w:hAnsi="Consolas"/>
-          <w:color w:val="444444"/>
-          <w:sz w:val="18"/>
-        </w:rPr>
-        <w:t>jonathan@timeware.com.br</w:t>
-      </w:r>
-      <w:r>
-        <w:t xml:space="preserve">) → MF-7/20/27/71. </w:t>
-      </w:r>
-      <w:r>
-        <w:rPr>
-          <w:b/>
-        </w:rPr>
-        <w:t>Cézar</w:t>
-      </w:r>
-      <w:r>
-        <w:t xml:space="preserve"> é revisor do </w:t>
-      </w:r>
-      <w:r>
-        <w:rPr>
-          <w:b/>
-        </w:rPr>
-        <w:t>PR #29</w:t>
-      </w:r>
-      <w:r>
-        <w:t xml:space="preserve"> no Azure (conta própria, Approved/vote 10). </w:t>
-      </w:r>
-      <w:r>
-        <w:rPr>
-          <w:b/>
-        </w:rPr>
-        <w:t>Raony</w:t>
-      </w:r>
-      <w:r>
-        <w:t xml:space="preserve"> fora do projeto.</w:t>
+        <w:t xml:space="preserve"> Abraão (GP — gestão, fora do DevOps), Cézar Velazquez (Tech Lead / Arquiteto / DevOps — revisor de MR, GitLab: cezar.velazquez), Jonathan Alves (QA — teste manual, GitLab: jonathan.barbosa), Carol/Caroline (GQA independente — fora do DevOps, GitLab: caroline.sousa), Felipe Santos (GitLab: felipe.siqueira) · Lucas Batista (GitLab: lucas.batista) · Henry Oliveira (GitLab: henry.komatsu) (Devs).</w:t>
       </w:r>
     </w:p>
     <w:p>
       <w:pPr>
-        <w:pBdr>
-          <w:bottom w:val="single" w:sz="6" w:space="3" w:color="1F3B73"/>
-        </w:pBdr>
+        <w:pStyle w:val="Heading2"/>
       </w:pPr>
       <w:r>
-        <w:rPr>
-          <w:b/>
-          <w:color w:val="1F3B73"/>
-          <w:sz w:val="27"/>
-        </w:rPr>
         <w:t>2. Plano de produção (ondas)</w:t>
       </w:r>
     </w:p>
@@ -792,12 +454,10 @@
       </w:r>
     </w:p>
     <w:p>
+      <w:pPr>
+        <w:pStyle w:val="Heading3"/>
+      </w:pPr>
       <w:r>
-        <w:rPr>
-          <w:b/>
-          <w:color w:val="2E5CAA"/>
-          <w:sz w:val="23"/>
-        </w:rPr>
         <w:t>Onda 1 — Núcleo de execução</w:t>
       </w:r>
     </w:p>
@@ -805,29 +465,24 @@
       <w:tblPr>
         <w:tblStyle w:val="TableGrid"/>
         <w:tblW w:type="auto" w:w="0"/>
-        <w:jc w:val="center"/>
         <w:tblLook w:firstColumn="1" w:firstRow="1" w:lastColumn="0" w:lastRow="0" w:noHBand="0" w:noVBand="1" w:val="04A0"/>
       </w:tblPr>
       <w:tblGrid>
-        <w:gridCol w:w="1949"/>
-        <w:gridCol w:w="1949"/>
-        <w:gridCol w:w="1949"/>
-        <w:gridCol w:w="1949"/>
-        <w:gridCol w:w="1949"/>
+        <w:gridCol w:w="1728"/>
+        <w:gridCol w:w="1728"/>
+        <w:gridCol w:w="1728"/>
+        <w:gridCol w:w="1728"/>
+        <w:gridCol w:w="1728"/>
       </w:tblGrid>
       <w:tr>
         <w:tc>
           <w:tcPr>
-            <w:tcW w:type="dxa" w:w="1949"/>
-            <w:shd w:val="clear" w:fill="1F3B73"/>
+            <w:tcW w:type="dxa" w:w="1728"/>
           </w:tcPr>
           <w:p>
-            <w:r/>
             <w:r>
               <w:rPr>
                 <w:b/>
-                <w:color w:val="FFFFFF"/>
-                <w:sz w:val="18"/>
               </w:rPr>
               <w:t>#</w:t>
             </w:r>
@@ -835,16 +490,12 @@
         </w:tc>
         <w:tc>
           <w:tcPr>
-            <w:tcW w:type="dxa" w:w="1949"/>
-            <w:shd w:val="clear" w:fill="1F3B73"/>
+            <w:tcW w:type="dxa" w:w="1728"/>
           </w:tcPr>
           <w:p>
-            <w:r/>
             <w:r>
               <w:rPr>
                 <w:b/>
-                <w:color w:val="FFFFFF"/>
-                <w:sz w:val="18"/>
               </w:rPr>
               <w:t>Código do artefato</w:t>
             </w:r>
@@ -852,16 +503,12 @@
         </w:tc>
         <w:tc>
           <w:tcPr>
-            <w:tcW w:type="dxa" w:w="1949"/>
-            <w:shd w:val="clear" w:fill="1F3B73"/>
+            <w:tcW w:type="dxa" w:w="1728"/>
           </w:tcPr>
           <w:p>
-            <w:r/>
             <w:r>
               <w:rPr>
                 <w:b/>
-                <w:color w:val="FFFFFF"/>
-                <w:sz w:val="18"/>
               </w:rPr>
               <w:t>Documento</w:t>
             </w:r>
@@ -869,16 +516,12 @@
         </w:tc>
         <w:tc>
           <w:tcPr>
-            <w:tcW w:type="dxa" w:w="1949"/>
-            <w:shd w:val="clear" w:fill="1F3B73"/>
+            <w:tcW w:type="dxa" w:w="1728"/>
           </w:tcPr>
           <w:p>
-            <w:r/>
             <w:r>
               <w:rPr>
                 <w:b/>
-                <w:color w:val="FFFFFF"/>
-                <w:sz w:val="18"/>
               </w:rPr>
               <w:t>Processo</w:t>
             </w:r>
@@ -886,16 +529,12 @@
         </w:tc>
         <w:tc>
           <w:tcPr>
-            <w:tcW w:type="dxa" w:w="1949"/>
-            <w:shd w:val="clear" w:fill="1F3B73"/>
+            <w:tcW w:type="dxa" w:w="1728"/>
           </w:tcPr>
           <w:p>
-            <w:r/>
             <w:r>
               <w:rPr>
                 <w:b/>
-                <w:color w:val="FFFFFF"/>
-                <w:sz w:val="18"/>
               </w:rPr>
               <w:t>Status</w:t>
             </w:r>
@@ -905,90 +544,50 @@
       <w:tr>
         <w:tc>
           <w:tcPr>
-            <w:tcW w:type="dxa" w:w="1949"/>
+            <w:tcW w:type="dxa" w:w="1728"/>
           </w:tcPr>
           <w:p>
             <w:r>
-              <w:rPr>
-                <w:sz w:val="17"/>
-              </w:rPr>
-            </w:r>
-            <w:r>
-              <w:rPr>
-                <w:sz w:val="17"/>
-              </w:rPr>
               <w:t>1</w:t>
             </w:r>
           </w:p>
         </w:tc>
         <w:tc>
           <w:tcPr>
-            <w:tcW w:type="dxa" w:w="1949"/>
+            <w:tcW w:type="dxa" w:w="1728"/>
           </w:tcPr>
           <w:p>
             <w:r>
-              <w:rPr>
-                <w:sz w:val="17"/>
-              </w:rPr>
-            </w:r>
-            <w:r>
-              <w:rPr>
-                <w:sz w:val="17"/>
-              </w:rPr>
               <w:t>TAP-MILHASFACIL01-001</w:t>
             </w:r>
           </w:p>
         </w:tc>
         <w:tc>
           <w:tcPr>
-            <w:tcW w:type="dxa" w:w="1949"/>
+            <w:tcW w:type="dxa" w:w="1728"/>
           </w:tcPr>
           <w:p>
             <w:r>
-              <w:rPr>
-                <w:sz w:val="17"/>
-              </w:rPr>
-            </w:r>
-            <w:r>
-              <w:rPr>
-                <w:sz w:val="17"/>
-              </w:rPr>
               <w:t>Termo de Abertura</w:t>
             </w:r>
           </w:p>
         </w:tc>
         <w:tc>
           <w:tcPr>
-            <w:tcW w:type="dxa" w:w="1949"/>
+            <w:tcW w:type="dxa" w:w="1728"/>
           </w:tcPr>
           <w:p>
             <w:r>
-              <w:rPr>
-                <w:sz w:val="17"/>
-              </w:rPr>
-            </w:r>
-            <w:r>
-              <w:rPr>
-                <w:sz w:val="17"/>
-              </w:rPr>
               <w:t>GPR</w:t>
             </w:r>
           </w:p>
         </w:tc>
         <w:tc>
           <w:tcPr>
-            <w:tcW w:type="dxa" w:w="1949"/>
+            <w:tcW w:type="dxa" w:w="1728"/>
           </w:tcPr>
           <w:p>
             <w:r>
-              <w:rPr>
-                <w:sz w:val="17"/>
-              </w:rPr>
-            </w:r>
-            <w:r>
-              <w:rPr>
-                <w:sz w:val="17"/>
-              </w:rPr>
               <w:t>✅</w:t>
             </w:r>
           </w:p>
@@ -997,95 +596,50 @@
       <w:tr>
         <w:tc>
           <w:tcPr>
-            <w:tcW w:type="dxa" w:w="1949"/>
-            <w:shd w:val="clear" w:fill="EDF1F7"/>
+            <w:tcW w:type="dxa" w:w="1728"/>
           </w:tcPr>
           <w:p>
             <w:r>
-              <w:rPr>
-                <w:sz w:val="17"/>
-              </w:rPr>
-            </w:r>
-            <w:r>
-              <w:rPr>
-                <w:sz w:val="17"/>
-              </w:rPr>
               <w:t>2</w:t>
             </w:r>
           </w:p>
         </w:tc>
         <w:tc>
           <w:tcPr>
-            <w:tcW w:type="dxa" w:w="1949"/>
-            <w:shd w:val="clear" w:fill="EDF1F7"/>
+            <w:tcW w:type="dxa" w:w="1728"/>
           </w:tcPr>
           <w:p>
             <w:r>
-              <w:rPr>
-                <w:sz w:val="17"/>
-              </w:rPr>
-            </w:r>
-            <w:r>
-              <w:rPr>
-                <w:sz w:val="17"/>
-              </w:rPr>
               <w:t>PLA-MILHASFACIL01-001</w:t>
             </w:r>
           </w:p>
         </w:tc>
         <w:tc>
           <w:tcPr>
-            <w:tcW w:type="dxa" w:w="1949"/>
-            <w:shd w:val="clear" w:fill="EDF1F7"/>
+            <w:tcW w:type="dxa" w:w="1728"/>
           </w:tcPr>
           <w:p>
             <w:r>
-              <w:rPr>
-                <w:sz w:val="17"/>
-              </w:rPr>
-            </w:r>
-            <w:r>
-              <w:rPr>
-                <w:sz w:val="17"/>
-              </w:rPr>
               <w:t>Plano de Projeto</w:t>
             </w:r>
           </w:p>
         </w:tc>
         <w:tc>
           <w:tcPr>
-            <w:tcW w:type="dxa" w:w="1949"/>
-            <w:shd w:val="clear" w:fill="EDF1F7"/>
+            <w:tcW w:type="dxa" w:w="1728"/>
           </w:tcPr>
           <w:p>
             <w:r>
-              <w:rPr>
-                <w:sz w:val="17"/>
-              </w:rPr>
-            </w:r>
-            <w:r>
-              <w:rPr>
-                <w:sz w:val="17"/>
-              </w:rPr>
               <w:t>GPR</w:t>
             </w:r>
           </w:p>
         </w:tc>
         <w:tc>
           <w:tcPr>
-            <w:tcW w:type="dxa" w:w="1949"/>
-            <w:shd w:val="clear" w:fill="EDF1F7"/>
+            <w:tcW w:type="dxa" w:w="1728"/>
           </w:tcPr>
           <w:p>
             <w:r>
-              <w:rPr>
-                <w:sz w:val="17"/>
-              </w:rPr>
-            </w:r>
-            <w:r>
-              <w:rPr>
-                <w:sz w:val="17"/>
-              </w:rPr>
               <w:t>✅</w:t>
             </w:r>
           </w:p>
@@ -1094,90 +648,50 @@
       <w:tr>
         <w:tc>
           <w:tcPr>
-            <w:tcW w:type="dxa" w:w="1949"/>
+            <w:tcW w:type="dxa" w:w="1728"/>
           </w:tcPr>
           <w:p>
             <w:r>
-              <w:rPr>
-                <w:sz w:val="17"/>
-              </w:rPr>
-            </w:r>
-            <w:r>
-              <w:rPr>
-                <w:sz w:val="17"/>
-              </w:rPr>
               <w:t>3</w:t>
             </w:r>
           </w:p>
         </w:tc>
         <w:tc>
           <w:tcPr>
-            <w:tcW w:type="dxa" w:w="1949"/>
+            <w:tcW w:type="dxa" w:w="1728"/>
           </w:tcPr>
           <w:p>
             <w:r>
-              <w:rPr>
-                <w:sz w:val="17"/>
-              </w:rPr>
-            </w:r>
-            <w:r>
-              <w:rPr>
-                <w:sz w:val="17"/>
-              </w:rPr>
               <w:t>REQ-MILHASFACIL01-001</w:t>
             </w:r>
           </w:p>
         </w:tc>
         <w:tc>
           <w:tcPr>
-            <w:tcW w:type="dxa" w:w="1949"/>
+            <w:tcW w:type="dxa" w:w="1728"/>
           </w:tcPr>
           <w:p>
             <w:r>
-              <w:rPr>
-                <w:sz w:val="17"/>
-              </w:rPr>
-            </w:r>
-            <w:r>
-              <w:rPr>
-                <w:sz w:val="17"/>
-              </w:rPr>
               <w:t>Documento de Requisitos</w:t>
             </w:r>
           </w:p>
         </w:tc>
         <w:tc>
           <w:tcPr>
-            <w:tcW w:type="dxa" w:w="1949"/>
+            <w:tcW w:type="dxa" w:w="1728"/>
           </w:tcPr>
           <w:p>
             <w:r>
-              <w:rPr>
-                <w:sz w:val="17"/>
-              </w:rPr>
-            </w:r>
-            <w:r>
-              <w:rPr>
-                <w:sz w:val="17"/>
-              </w:rPr>
               <w:t>REQ</w:t>
             </w:r>
           </w:p>
         </w:tc>
         <w:tc>
           <w:tcPr>
-            <w:tcW w:type="dxa" w:w="1949"/>
+            <w:tcW w:type="dxa" w:w="1728"/>
           </w:tcPr>
           <w:p>
             <w:r>
-              <w:rPr>
-                <w:sz w:val="17"/>
-              </w:rPr>
-            </w:r>
-            <w:r>
-              <w:rPr>
-                <w:sz w:val="17"/>
-              </w:rPr>
               <w:t>✅</w:t>
             </w:r>
           </w:p>
@@ -1186,108 +700,62 @@
       <w:tr>
         <w:tc>
           <w:tcPr>
-            <w:tcW w:type="dxa" w:w="1949"/>
-            <w:shd w:val="clear" w:fill="EDF1F7"/>
+            <w:tcW w:type="dxa" w:w="1728"/>
           </w:tcPr>
           <w:p>
             <w:r>
-              <w:rPr>
-                <w:sz w:val="17"/>
-              </w:rPr>
-            </w:r>
-            <w:r>
-              <w:rPr>
-                <w:sz w:val="17"/>
-              </w:rPr>
               <w:t>4</w:t>
             </w:r>
           </w:p>
         </w:tc>
         <w:tc>
           <w:tcPr>
-            <w:tcW w:type="dxa" w:w="1949"/>
-            <w:shd w:val="clear" w:fill="EDF1F7"/>
+            <w:tcW w:type="dxa" w:w="1728"/>
           </w:tcPr>
           <w:p>
             <w:r>
-              <w:rPr>
-                <w:sz w:val="17"/>
-              </w:rPr>
-            </w:r>
-            <w:r>
-              <w:rPr>
-                <w:sz w:val="17"/>
-              </w:rPr>
               <w:t>PCP-MILHASFACIL01-001</w:t>
             </w:r>
           </w:p>
         </w:tc>
         <w:tc>
           <w:tcPr>
-            <w:tcW w:type="dxa" w:w="1949"/>
-            <w:shd w:val="clear" w:fill="EDF1F7"/>
+            <w:tcW w:type="dxa" w:w="1728"/>
           </w:tcPr>
           <w:p>
             <w:r>
-              <w:rPr>
-                <w:sz w:val="17"/>
-              </w:rPr>
-            </w:r>
-            <w:r>
-              <w:rPr>
-                <w:sz w:val="17"/>
-              </w:rPr>
               <w:t>Documento de Design</w:t>
             </w:r>
           </w:p>
         </w:tc>
         <w:tc>
           <w:tcPr>
-            <w:tcW w:type="dxa" w:w="1949"/>
-            <w:shd w:val="clear" w:fill="EDF1F7"/>
+            <w:tcW w:type="dxa" w:w="1728"/>
           </w:tcPr>
           <w:p>
             <w:r>
-              <w:rPr>
-                <w:sz w:val="17"/>
-              </w:rPr>
-            </w:r>
-            <w:r>
-              <w:rPr>
-                <w:sz w:val="17"/>
-              </w:rPr>
               <w:t>PCP</w:t>
             </w:r>
           </w:p>
         </w:tc>
         <w:tc>
           <w:tcPr>
-            <w:tcW w:type="dxa" w:w="1949"/>
-            <w:shd w:val="clear" w:fill="EDF1F7"/>
+            <w:tcW w:type="dxa" w:w="1728"/>
           </w:tcPr>
           <w:p>
             <w:r>
-              <w:rPr>
-                <w:sz w:val="17"/>
-              </w:rPr>
-            </w:r>
-            <w:r>
-              <w:rPr>
-                <w:sz w:val="17"/>
-              </w:rPr>
               <w:t>✅</w:t>
             </w:r>
           </w:p>
         </w:tc>
       </w:tr>
     </w:tbl>
+    <w:p/>
     <w:p>
+      <w:pPr>
+        <w:pStyle w:val="Heading3"/>
+      </w:pPr>
       <w:r>
-        <w:rPr>
-          <w:b/>
-          <w:color w:val="2E5CAA"/>
-          <w:sz w:val="23"/>
-        </w:rPr>
         <w:t>Onda 2 — Restante da execução</w:t>
       </w:r>
     </w:p>
@@ -1295,29 +763,24 @@
       <w:tblPr>
         <w:tblStyle w:val="TableGrid"/>
         <w:tblW w:type="auto" w:w="0"/>
-        <w:jc w:val="center"/>
         <w:tblLook w:firstColumn="1" w:firstRow="1" w:lastColumn="0" w:lastRow="0" w:noHBand="0" w:noVBand="1" w:val="04A0"/>
       </w:tblPr>
       <w:tblGrid>
-        <w:gridCol w:w="1949"/>
-        <w:gridCol w:w="1949"/>
-        <w:gridCol w:w="1949"/>
-        <w:gridCol w:w="1949"/>
-        <w:gridCol w:w="1949"/>
+        <w:gridCol w:w="1728"/>
+        <w:gridCol w:w="1728"/>
+        <w:gridCol w:w="1728"/>
+        <w:gridCol w:w="1728"/>
+        <w:gridCol w:w="1728"/>
       </w:tblGrid>
       <w:tr>
         <w:tc>
           <w:tcPr>
-            <w:tcW w:type="dxa" w:w="1949"/>
-            <w:shd w:val="clear" w:fill="1F3B73"/>
+            <w:tcW w:type="dxa" w:w="1728"/>
           </w:tcPr>
           <w:p>
-            <w:r/>
             <w:r>
               <w:rPr>
                 <w:b/>
-                <w:color w:val="FFFFFF"/>
-                <w:sz w:val="18"/>
               </w:rPr>
               <w:t>#</w:t>
             </w:r>
@@ -1325,16 +788,12 @@
         </w:tc>
         <w:tc>
           <w:tcPr>
-            <w:tcW w:type="dxa" w:w="1949"/>
-            <w:shd w:val="clear" w:fill="1F3B73"/>
+            <w:tcW w:type="dxa" w:w="1728"/>
           </w:tcPr>
           <w:p>
-            <w:r/>
             <w:r>
               <w:rPr>
                 <w:b/>
-                <w:color w:val="FFFFFF"/>
-                <w:sz w:val="18"/>
               </w:rPr>
               <w:t>Código do artefato</w:t>
             </w:r>
@@ -1342,16 +801,12 @@
         </w:tc>
         <w:tc>
           <w:tcPr>
-            <w:tcW w:type="dxa" w:w="1949"/>
-            <w:shd w:val="clear" w:fill="1F3B73"/>
+            <w:tcW w:type="dxa" w:w="1728"/>
           </w:tcPr>
           <w:p>
-            <w:r/>
             <w:r>
               <w:rPr>
                 <w:b/>
-                <w:color w:val="FFFFFF"/>
-                <w:sz w:val="18"/>
               </w:rPr>
               <w:t>Documento</w:t>
             </w:r>
@@ -1359,16 +814,12 @@
         </w:tc>
         <w:tc>
           <w:tcPr>
-            <w:tcW w:type="dxa" w:w="1949"/>
-            <w:shd w:val="clear" w:fill="1F3B73"/>
+            <w:tcW w:type="dxa" w:w="1728"/>
           </w:tcPr>
           <w:p>
-            <w:r/>
             <w:r>
               <w:rPr>
                 <w:b/>
-                <w:color w:val="FFFFFF"/>
-                <w:sz w:val="18"/>
               </w:rPr>
               <w:t>Processo</w:t>
             </w:r>
@@ -1376,16 +827,12 @@
         </w:tc>
         <w:tc>
           <w:tcPr>
-            <w:tcW w:type="dxa" w:w="1949"/>
-            <w:shd w:val="clear" w:fill="1F3B73"/>
+            <w:tcW w:type="dxa" w:w="1728"/>
           </w:tcPr>
           <w:p>
-            <w:r/>
             <w:r>
               <w:rPr>
                 <w:b/>
-                <w:color w:val="FFFFFF"/>
-                <w:sz w:val="18"/>
               </w:rPr>
               <w:t>Status</w:t>
             </w:r>
@@ -1395,90 +842,50 @@
       <w:tr>
         <w:tc>
           <w:tcPr>
-            <w:tcW w:type="dxa" w:w="1949"/>
+            <w:tcW w:type="dxa" w:w="1728"/>
           </w:tcPr>
           <w:p>
             <w:r>
-              <w:rPr>
-                <w:sz w:val="17"/>
-              </w:rPr>
-            </w:r>
-            <w:r>
-              <w:rPr>
-                <w:sz w:val="17"/>
-              </w:rPr>
               <w:t>5</w:t>
             </w:r>
           </w:p>
         </w:tc>
         <w:tc>
           <w:tcPr>
-            <w:tcW w:type="dxa" w:w="1949"/>
+            <w:tcW w:type="dxa" w:w="1728"/>
           </w:tcPr>
           <w:p>
             <w:r>
-              <w:rPr>
-                <w:sz w:val="17"/>
-              </w:rPr>
-            </w:r>
-            <w:r>
-              <w:rPr>
-                <w:sz w:val="17"/>
-              </w:rPr>
               <w:t>ADAP-MILHASFACIL01-001</w:t>
             </w:r>
           </w:p>
         </w:tc>
         <w:tc>
           <w:tcPr>
-            <w:tcW w:type="dxa" w:w="1949"/>
+            <w:tcW w:type="dxa" w:w="1728"/>
           </w:tcPr>
           <w:p>
             <w:r>
-              <w:rPr>
-                <w:sz w:val="17"/>
-              </w:rPr>
-            </w:r>
-            <w:r>
-              <w:rPr>
-                <w:sz w:val="17"/>
-              </w:rPr>
               <w:t>Registro de Adaptação do Processo</w:t>
             </w:r>
           </w:p>
         </w:tc>
         <w:tc>
           <w:tcPr>
-            <w:tcW w:type="dxa" w:w="1949"/>
+            <w:tcW w:type="dxa" w:w="1728"/>
           </w:tcPr>
           <w:p>
             <w:r>
-              <w:rPr>
-                <w:sz w:val="17"/>
-              </w:rPr>
-            </w:r>
-            <w:r>
-              <w:rPr>
-                <w:sz w:val="17"/>
-              </w:rPr>
               <w:t>GPR</w:t>
             </w:r>
           </w:p>
         </w:tc>
         <w:tc>
           <w:tcPr>
-            <w:tcW w:type="dxa" w:w="1949"/>
+            <w:tcW w:type="dxa" w:w="1728"/>
           </w:tcPr>
           <w:p>
             <w:r>
-              <w:rPr>
-                <w:sz w:val="17"/>
-              </w:rPr>
-            </w:r>
-            <w:r>
-              <w:rPr>
-                <w:sz w:val="17"/>
-              </w:rPr>
               <w:t>✅</w:t>
             </w:r>
           </w:p>
@@ -1487,95 +894,50 @@
       <w:tr>
         <w:tc>
           <w:tcPr>
-            <w:tcW w:type="dxa" w:w="1949"/>
-            <w:shd w:val="clear" w:fill="EDF1F7"/>
+            <w:tcW w:type="dxa" w:w="1728"/>
           </w:tcPr>
           <w:p>
             <w:r>
-              <w:rPr>
-                <w:sz w:val="17"/>
-              </w:rPr>
-            </w:r>
-            <w:r>
-              <w:rPr>
-                <w:sz w:val="17"/>
-              </w:rPr>
               <w:t>6</w:t>
             </w:r>
           </w:p>
         </w:tc>
         <w:tc>
           <w:tcPr>
-            <w:tcW w:type="dxa" w:w="1949"/>
-            <w:shd w:val="clear" w:fill="EDF1F7"/>
+            <w:tcW w:type="dxa" w:w="1728"/>
           </w:tcPr>
           <w:p>
             <w:r>
-              <w:rPr>
-                <w:sz w:val="17"/>
-              </w:rPr>
-            </w:r>
-            <w:r>
-              <w:rPr>
-                <w:sz w:val="17"/>
-              </w:rPr>
               <w:t>ITP-MILHASFACIL01-001</w:t>
             </w:r>
           </w:p>
         </w:tc>
         <w:tc>
           <w:tcPr>
-            <w:tcW w:type="dxa" w:w="1949"/>
-            <w:shd w:val="clear" w:fill="EDF1F7"/>
+            <w:tcW w:type="dxa" w:w="1728"/>
           </w:tcPr>
           <w:p>
             <w:r>
-              <w:rPr>
-                <w:sz w:val="17"/>
-              </w:rPr>
-            </w:r>
-            <w:r>
-              <w:rPr>
-                <w:sz w:val="17"/>
-              </w:rPr>
               <w:t>Estratégia de Integração</w:t>
             </w:r>
           </w:p>
         </w:tc>
         <w:tc>
           <w:tcPr>
-            <w:tcW w:type="dxa" w:w="1949"/>
-            <w:shd w:val="clear" w:fill="EDF1F7"/>
+            <w:tcW w:type="dxa" w:w="1728"/>
           </w:tcPr>
           <w:p>
             <w:r>
-              <w:rPr>
-                <w:sz w:val="17"/>
-              </w:rPr>
-            </w:r>
-            <w:r>
-              <w:rPr>
-                <w:sz w:val="17"/>
-              </w:rPr>
               <w:t>ITP</w:t>
             </w:r>
           </w:p>
         </w:tc>
         <w:tc>
           <w:tcPr>
-            <w:tcW w:type="dxa" w:w="1949"/>
-            <w:shd w:val="clear" w:fill="EDF1F7"/>
+            <w:tcW w:type="dxa" w:w="1728"/>
           </w:tcPr>
           <w:p>
             <w:r>
-              <w:rPr>
-                <w:sz w:val="17"/>
-              </w:rPr>
-            </w:r>
-            <w:r>
-              <w:rPr>
-                <w:sz w:val="17"/>
-              </w:rPr>
               <w:t>✅</w:t>
             </w:r>
           </w:p>
@@ -1584,90 +946,50 @@
       <w:tr>
         <w:tc>
           <w:tcPr>
-            <w:tcW w:type="dxa" w:w="1949"/>
+            <w:tcW w:type="dxa" w:w="1728"/>
           </w:tcPr>
           <w:p>
             <w:r>
-              <w:rPr>
-                <w:sz w:val="17"/>
-              </w:rPr>
-            </w:r>
-            <w:r>
-              <w:rPr>
-                <w:sz w:val="17"/>
-              </w:rPr>
               <w:t>7</w:t>
             </w:r>
           </w:p>
         </w:tc>
         <w:tc>
           <w:tcPr>
-            <w:tcW w:type="dxa" w:w="1949"/>
+            <w:tcW w:type="dxa" w:w="1728"/>
           </w:tcPr>
           <w:p>
             <w:r>
-              <w:rPr>
-                <w:sz w:val="17"/>
-              </w:rPr>
-            </w:r>
-            <w:r>
-              <w:rPr>
-                <w:sz w:val="17"/>
-              </w:rPr>
               <w:t>VV-MILHASFACIL01-001</w:t>
             </w:r>
           </w:p>
         </w:tc>
         <w:tc>
           <w:tcPr>
-            <w:tcW w:type="dxa" w:w="1949"/>
+            <w:tcW w:type="dxa" w:w="1728"/>
           </w:tcPr>
           <w:p>
             <w:r>
-              <w:rPr>
-                <w:sz w:val="17"/>
-              </w:rPr>
-            </w:r>
-            <w:r>
-              <w:rPr>
-                <w:sz w:val="17"/>
-              </w:rPr>
               <w:t>Plano de Verificação e Validação</w:t>
             </w:r>
           </w:p>
         </w:tc>
         <w:tc>
           <w:tcPr>
-            <w:tcW w:type="dxa" w:w="1949"/>
+            <w:tcW w:type="dxa" w:w="1728"/>
           </w:tcPr>
           <w:p>
             <w:r>
-              <w:rPr>
-                <w:sz w:val="17"/>
-              </w:rPr>
-            </w:r>
-            <w:r>
-              <w:rPr>
-                <w:sz w:val="17"/>
-              </w:rPr>
               <w:t>VV</w:t>
             </w:r>
           </w:p>
         </w:tc>
         <w:tc>
           <w:tcPr>
-            <w:tcW w:type="dxa" w:w="1949"/>
+            <w:tcW w:type="dxa" w:w="1728"/>
           </w:tcPr>
           <w:p>
             <w:r>
-              <w:rPr>
-                <w:sz w:val="17"/>
-              </w:rPr>
-            </w:r>
-            <w:r>
-              <w:rPr>
-                <w:sz w:val="17"/>
-              </w:rPr>
               <w:t>✅</w:t>
             </w:r>
           </w:p>
@@ -1676,95 +998,50 @@
       <w:tr>
         <w:tc>
           <w:tcPr>
-            <w:tcW w:type="dxa" w:w="1949"/>
-            <w:shd w:val="clear" w:fill="EDF1F7"/>
+            <w:tcW w:type="dxa" w:w="1728"/>
           </w:tcPr>
           <w:p>
             <w:r>
-              <w:rPr>
-                <w:sz w:val="17"/>
-              </w:rPr>
-            </w:r>
-            <w:r>
-              <w:rPr>
-                <w:sz w:val="17"/>
-              </w:rPr>
               <w:t>8</w:t>
             </w:r>
           </w:p>
         </w:tc>
         <w:tc>
           <w:tcPr>
-            <w:tcW w:type="dxa" w:w="1949"/>
-            <w:shd w:val="clear" w:fill="EDF1F7"/>
+            <w:tcW w:type="dxa" w:w="1728"/>
           </w:tcPr>
           <w:p>
             <w:r>
-              <w:rPr>
-                <w:sz w:val="17"/>
-              </w:rPr>
-            </w:r>
-            <w:r>
-              <w:rPr>
-                <w:sz w:val="17"/>
-              </w:rPr>
               <w:t>REL-VV-MILHASFACIL01-001</w:t>
             </w:r>
           </w:p>
         </w:tc>
         <w:tc>
           <w:tcPr>
-            <w:tcW w:type="dxa" w:w="1949"/>
-            <w:shd w:val="clear" w:fill="EDF1F7"/>
+            <w:tcW w:type="dxa" w:w="1728"/>
           </w:tcPr>
           <w:p>
             <w:r>
-              <w:rPr>
-                <w:sz w:val="17"/>
-              </w:rPr>
-            </w:r>
-            <w:r>
-              <w:rPr>
-                <w:sz w:val="17"/>
-              </w:rPr>
               <w:t>Relatório de Execução de Testes</w:t>
             </w:r>
           </w:p>
         </w:tc>
         <w:tc>
           <w:tcPr>
-            <w:tcW w:type="dxa" w:w="1949"/>
-            <w:shd w:val="clear" w:fill="EDF1F7"/>
+            <w:tcW w:type="dxa" w:w="1728"/>
           </w:tcPr>
           <w:p>
             <w:r>
-              <w:rPr>
-                <w:sz w:val="17"/>
-              </w:rPr>
-            </w:r>
-            <w:r>
-              <w:rPr>
-                <w:sz w:val="17"/>
-              </w:rPr>
               <w:t>VV</w:t>
             </w:r>
           </w:p>
         </w:tc>
         <w:tc>
           <w:tcPr>
-            <w:tcW w:type="dxa" w:w="1949"/>
-            <w:shd w:val="clear" w:fill="EDF1F7"/>
+            <w:tcW w:type="dxa" w:w="1728"/>
           </w:tcPr>
           <w:p>
             <w:r>
-              <w:rPr>
-                <w:sz w:val="17"/>
-              </w:rPr>
-            </w:r>
-            <w:r>
-              <w:rPr>
-                <w:sz w:val="17"/>
-              </w:rPr>
               <w:t>✅</w:t>
             </w:r>
           </w:p>
@@ -1773,90 +1050,50 @@
       <w:tr>
         <w:tc>
           <w:tcPr>
-            <w:tcW w:type="dxa" w:w="1949"/>
+            <w:tcW w:type="dxa" w:w="1728"/>
           </w:tcPr>
           <w:p>
             <w:r>
-              <w:rPr>
-                <w:sz w:val="17"/>
-              </w:rPr>
-            </w:r>
-            <w:r>
-              <w:rPr>
-                <w:sz w:val="17"/>
-              </w:rPr>
               <w:t>9</w:t>
             </w:r>
           </w:p>
         </w:tc>
         <w:tc>
           <w:tcPr>
-            <w:tcW w:type="dxa" w:w="1949"/>
+            <w:tcW w:type="dxa" w:w="1728"/>
           </w:tcPr>
           <w:p>
             <w:r>
-              <w:rPr>
-                <w:sz w:val="17"/>
-              </w:rPr>
-            </w:r>
-            <w:r>
-              <w:rPr>
-                <w:sz w:val="17"/>
-              </w:rPr>
               <w:t>GCO-MILHASFACIL01-001</w:t>
             </w:r>
           </w:p>
         </w:tc>
         <w:tc>
           <w:tcPr>
-            <w:tcW w:type="dxa" w:w="1949"/>
+            <w:tcW w:type="dxa" w:w="1728"/>
           </w:tcPr>
           <w:p>
             <w:r>
-              <w:rPr>
-                <w:sz w:val="17"/>
-              </w:rPr>
-            </w:r>
-            <w:r>
-              <w:rPr>
-                <w:sz w:val="17"/>
-              </w:rPr>
               <w:t>Registro de Gerência de Configuração</w:t>
             </w:r>
           </w:p>
         </w:tc>
         <w:tc>
           <w:tcPr>
-            <w:tcW w:type="dxa" w:w="1949"/>
+            <w:tcW w:type="dxa" w:w="1728"/>
           </w:tcPr>
           <w:p>
             <w:r>
-              <w:rPr>
-                <w:sz w:val="17"/>
-              </w:rPr>
-            </w:r>
-            <w:r>
-              <w:rPr>
-                <w:sz w:val="17"/>
-              </w:rPr>
               <w:t>GCO</w:t>
             </w:r>
           </w:p>
         </w:tc>
         <w:tc>
           <w:tcPr>
-            <w:tcW w:type="dxa" w:w="1949"/>
+            <w:tcW w:type="dxa" w:w="1728"/>
           </w:tcPr>
           <w:p>
             <w:r>
-              <w:rPr>
-                <w:sz w:val="17"/>
-              </w:rPr>
-            </w:r>
-            <w:r>
-              <w:rPr>
-                <w:sz w:val="17"/>
-              </w:rPr>
               <w:t>✅</w:t>
             </w:r>
           </w:p>
@@ -1865,95 +1102,50 @@
       <w:tr>
         <w:tc>
           <w:tcPr>
-            <w:tcW w:type="dxa" w:w="1949"/>
-            <w:shd w:val="clear" w:fill="EDF1F7"/>
+            <w:tcW w:type="dxa" w:w="1728"/>
           </w:tcPr>
           <w:p>
             <w:r>
-              <w:rPr>
-                <w:sz w:val="17"/>
-              </w:rPr>
-            </w:r>
-            <w:r>
-              <w:rPr>
-                <w:sz w:val="17"/>
-              </w:rPr>
               <w:t>10</w:t>
             </w:r>
           </w:p>
         </w:tc>
         <w:tc>
           <w:tcPr>
-            <w:tcW w:type="dxa" w:w="1949"/>
-            <w:shd w:val="clear" w:fill="EDF1F7"/>
+            <w:tcW w:type="dxa" w:w="1728"/>
           </w:tcPr>
           <w:p>
             <w:r>
-              <w:rPr>
-                <w:sz w:val="17"/>
-              </w:rPr>
-            </w:r>
-            <w:r>
-              <w:rPr>
-                <w:sz w:val="17"/>
-              </w:rPr>
               <w:t>GDE-MILHASFACIL01-001</w:t>
             </w:r>
           </w:p>
         </w:tc>
         <w:tc>
           <w:tcPr>
-            <w:tcW w:type="dxa" w:w="1949"/>
-            <w:shd w:val="clear" w:fill="EDF1F7"/>
+            <w:tcW w:type="dxa" w:w="1728"/>
           </w:tcPr>
           <w:p>
             <w:r>
-              <w:rPr>
-                <w:sz w:val="17"/>
-              </w:rPr>
-            </w:r>
-            <w:r>
-              <w:rPr>
-                <w:sz w:val="17"/>
-              </w:rPr>
               <w:t>Registro de Análise de Decisão</w:t>
             </w:r>
           </w:p>
         </w:tc>
         <w:tc>
           <w:tcPr>
-            <w:tcW w:type="dxa" w:w="1949"/>
-            <w:shd w:val="clear" w:fill="EDF1F7"/>
+            <w:tcW w:type="dxa" w:w="1728"/>
           </w:tcPr>
           <w:p>
             <w:r>
-              <w:rPr>
-                <w:sz w:val="17"/>
-              </w:rPr>
-            </w:r>
-            <w:r>
-              <w:rPr>
-                <w:sz w:val="17"/>
-              </w:rPr>
               <w:t>GDE</w:t>
             </w:r>
           </w:p>
         </w:tc>
         <w:tc>
           <w:tcPr>
-            <w:tcW w:type="dxa" w:w="1949"/>
-            <w:shd w:val="clear" w:fill="EDF1F7"/>
+            <w:tcW w:type="dxa" w:w="1728"/>
           </w:tcPr>
           <w:p>
             <w:r>
-              <w:rPr>
-                <w:sz w:val="17"/>
-              </w:rPr>
-            </w:r>
-            <w:r>
-              <w:rPr>
-                <w:sz w:val="17"/>
-              </w:rPr>
               <w:t>✅</w:t>
             </w:r>
           </w:p>
@@ -1962,90 +1154,50 @@
       <w:tr>
         <w:tc>
           <w:tcPr>
-            <w:tcW w:type="dxa" w:w="1949"/>
+            <w:tcW w:type="dxa" w:w="1728"/>
           </w:tcPr>
           <w:p>
             <w:r>
-              <w:rPr>
-                <w:sz w:val="17"/>
-              </w:rPr>
-            </w:r>
-            <w:r>
-              <w:rPr>
-                <w:sz w:val="17"/>
-              </w:rPr>
               <w:t>11</w:t>
             </w:r>
           </w:p>
         </w:tc>
         <w:tc>
           <w:tcPr>
-            <w:tcW w:type="dxa" w:w="1949"/>
+            <w:tcW w:type="dxa" w:w="1728"/>
           </w:tcPr>
           <w:p>
             <w:r>
-              <w:rPr>
-                <w:sz w:val="17"/>
-              </w:rPr>
-            </w:r>
-            <w:r>
-              <w:rPr>
-                <w:sz w:val="17"/>
-              </w:rPr>
               <w:t>MED-MILHASFACIL01-001</w:t>
             </w:r>
           </w:p>
         </w:tc>
         <w:tc>
           <w:tcPr>
-            <w:tcW w:type="dxa" w:w="1949"/>
+            <w:tcW w:type="dxa" w:w="1728"/>
           </w:tcPr>
           <w:p>
             <w:r>
-              <w:rPr>
-                <w:sz w:val="17"/>
-              </w:rPr>
-            </w:r>
-            <w:r>
-              <w:rPr>
-                <w:sz w:val="17"/>
-              </w:rPr>
               <w:t>Registro de Medição</w:t>
             </w:r>
           </w:p>
         </w:tc>
         <w:tc>
           <w:tcPr>
-            <w:tcW w:type="dxa" w:w="1949"/>
+            <w:tcW w:type="dxa" w:w="1728"/>
           </w:tcPr>
           <w:p>
             <w:r>
-              <w:rPr>
-                <w:sz w:val="17"/>
-              </w:rPr>
-            </w:r>
-            <w:r>
-              <w:rPr>
-                <w:sz w:val="17"/>
-              </w:rPr>
               <w:t>MED</w:t>
             </w:r>
           </w:p>
         </w:tc>
         <w:tc>
           <w:tcPr>
-            <w:tcW w:type="dxa" w:w="1949"/>
+            <w:tcW w:type="dxa" w:w="1728"/>
           </w:tcPr>
           <w:p>
             <w:r>
-              <w:rPr>
-                <w:sz w:val="17"/>
-              </w:rPr>
-            </w:r>
-            <w:r>
-              <w:rPr>
-                <w:sz w:val="17"/>
-              </w:rPr>
               <w:t>✅</w:t>
             </w:r>
           </w:p>
@@ -2054,95 +1206,50 @@
       <w:tr>
         <w:tc>
           <w:tcPr>
-            <w:tcW w:type="dxa" w:w="1949"/>
-            <w:shd w:val="clear" w:fill="EDF1F7"/>
+            <w:tcW w:type="dxa" w:w="1728"/>
           </w:tcPr>
           <w:p>
             <w:r>
-              <w:rPr>
-                <w:sz w:val="17"/>
-              </w:rPr>
-            </w:r>
-            <w:r>
-              <w:rPr>
-                <w:sz w:val="17"/>
-              </w:rPr>
               <w:t>12</w:t>
             </w:r>
           </w:p>
         </w:tc>
         <w:tc>
           <w:tcPr>
-            <w:tcW w:type="dxa" w:w="1949"/>
-            <w:shd w:val="clear" w:fill="EDF1F7"/>
+            <w:tcW w:type="dxa" w:w="1728"/>
           </w:tcPr>
           <w:p>
             <w:r>
-              <w:rPr>
-                <w:sz w:val="17"/>
-              </w:rPr>
-            </w:r>
-            <w:r>
-              <w:rPr>
-                <w:sz w:val="17"/>
-              </w:rPr>
               <w:t>RASTR-MILHASFACIL01-001</w:t>
             </w:r>
           </w:p>
         </w:tc>
         <w:tc>
           <w:tcPr>
-            <w:tcW w:type="dxa" w:w="1949"/>
-            <w:shd w:val="clear" w:fill="EDF1F7"/>
+            <w:tcW w:type="dxa" w:w="1728"/>
           </w:tcPr>
           <w:p>
             <w:r>
-              <w:rPr>
-                <w:sz w:val="17"/>
-              </w:rPr>
-            </w:r>
-            <w:r>
-              <w:rPr>
-                <w:sz w:val="17"/>
-              </w:rPr>
               <w:t>Matriz de Rastreabilidade</w:t>
             </w:r>
           </w:p>
         </w:tc>
         <w:tc>
           <w:tcPr>
-            <w:tcW w:type="dxa" w:w="1949"/>
-            <w:shd w:val="clear" w:fill="EDF1F7"/>
+            <w:tcW w:type="dxa" w:w="1728"/>
           </w:tcPr>
           <w:p>
             <w:r>
-              <w:rPr>
-                <w:sz w:val="17"/>
-              </w:rPr>
-            </w:r>
-            <w:r>
-              <w:rPr>
-                <w:sz w:val="17"/>
-              </w:rPr>
               <w:t>REQ</w:t>
             </w:r>
           </w:p>
         </w:tc>
         <w:tc>
           <w:tcPr>
-            <w:tcW w:type="dxa" w:w="1949"/>
-            <w:shd w:val="clear" w:fill="EDF1F7"/>
+            <w:tcW w:type="dxa" w:w="1728"/>
           </w:tcPr>
           <w:p>
             <w:r>
-              <w:rPr>
-                <w:sz w:val="17"/>
-              </w:rPr>
-            </w:r>
-            <w:r>
-              <w:rPr>
-                <w:sz w:val="17"/>
-              </w:rPr>
               <w:t>✅</w:t>
             </w:r>
           </w:p>
@@ -2151,90 +1258,50 @@
       <w:tr>
         <w:tc>
           <w:tcPr>
-            <w:tcW w:type="dxa" w:w="1949"/>
+            <w:tcW w:type="dxa" w:w="1728"/>
           </w:tcPr>
           <w:p>
             <w:r>
-              <w:rPr>
-                <w:sz w:val="17"/>
-              </w:rPr>
-            </w:r>
-            <w:r>
-              <w:rPr>
-                <w:sz w:val="17"/>
-              </w:rPr>
               <w:t>13</w:t>
             </w:r>
           </w:p>
         </w:tc>
         <w:tc>
           <w:tcPr>
-            <w:tcW w:type="dxa" w:w="1949"/>
+            <w:tcW w:type="dxa" w:w="1728"/>
           </w:tcPr>
           <w:p>
             <w:r>
-              <w:rPr>
-                <w:sz w:val="17"/>
-              </w:rPr>
-            </w:r>
-            <w:r>
-              <w:rPr>
-                <w:sz w:val="17"/>
-              </w:rPr>
               <w:t>RAC-MILHASFACIL01-001</w:t>
             </w:r>
           </w:p>
         </w:tc>
         <w:tc>
           <w:tcPr>
-            <w:tcW w:type="dxa" w:w="1949"/>
+            <w:tcW w:type="dxa" w:w="1728"/>
           </w:tcPr>
           <w:p>
             <w:r>
-              <w:rPr>
-                <w:sz w:val="17"/>
-              </w:rPr>
-            </w:r>
-            <w:r>
-              <w:rPr>
-                <w:sz w:val="17"/>
-              </w:rPr>
               <w:t>Relatório de Acompanhamento</w:t>
             </w:r>
           </w:p>
         </w:tc>
         <w:tc>
           <w:tcPr>
-            <w:tcW w:type="dxa" w:w="1949"/>
+            <w:tcW w:type="dxa" w:w="1728"/>
           </w:tcPr>
           <w:p>
             <w:r>
-              <w:rPr>
-                <w:sz w:val="17"/>
-              </w:rPr>
-            </w:r>
-            <w:r>
-              <w:rPr>
-                <w:sz w:val="17"/>
-              </w:rPr>
               <w:t>GPR</w:t>
             </w:r>
           </w:p>
         </w:tc>
         <w:tc>
           <w:tcPr>
-            <w:tcW w:type="dxa" w:w="1949"/>
+            <w:tcW w:type="dxa" w:w="1728"/>
           </w:tcPr>
           <w:p>
             <w:r>
-              <w:rPr>
-                <w:sz w:val="17"/>
-              </w:rPr>
-            </w:r>
-            <w:r>
-              <w:rPr>
-                <w:sz w:val="17"/>
-              </w:rPr>
               <w:t>✅</w:t>
             </w:r>
           </w:p>
@@ -2243,95 +1310,50 @@
       <w:tr>
         <w:tc>
           <w:tcPr>
-            <w:tcW w:type="dxa" w:w="1949"/>
-            <w:shd w:val="clear" w:fill="EDF1F7"/>
+            <w:tcW w:type="dxa" w:w="1728"/>
           </w:tcPr>
           <w:p>
             <w:r>
-              <w:rPr>
-                <w:sz w:val="17"/>
-              </w:rPr>
-            </w:r>
-            <w:r>
-              <w:rPr>
-                <w:sz w:val="17"/>
-              </w:rPr>
               <w:t>14</w:t>
             </w:r>
           </w:p>
         </w:tc>
         <w:tc>
           <w:tcPr>
-            <w:tcW w:type="dxa" w:w="1949"/>
-            <w:shd w:val="clear" w:fill="EDF1F7"/>
+            <w:tcW w:type="dxa" w:w="1728"/>
           </w:tcPr>
           <w:p>
             <w:r>
-              <w:rPr>
-                <w:sz w:val="17"/>
-              </w:rPr>
-            </w:r>
-            <w:r>
-              <w:rPr>
-                <w:sz w:val="17"/>
-              </w:rPr>
               <w:t>CR-MILHASFACIL01-001</w:t>
             </w:r>
           </w:p>
         </w:tc>
         <w:tc>
           <w:tcPr>
-            <w:tcW w:type="dxa" w:w="1949"/>
-            <w:shd w:val="clear" w:fill="EDF1F7"/>
+            <w:tcW w:type="dxa" w:w="1728"/>
           </w:tcPr>
           <w:p>
             <w:r>
-              <w:rPr>
-                <w:sz w:val="17"/>
-              </w:rPr>
-            </w:r>
-            <w:r>
-              <w:rPr>
-                <w:sz w:val="17"/>
-              </w:rPr>
               <w:t>Change Request (CR-MF-001 — filtros antecipados S10→S9)</w:t>
             </w:r>
           </w:p>
         </w:tc>
         <w:tc>
           <w:tcPr>
-            <w:tcW w:type="dxa" w:w="1949"/>
-            <w:shd w:val="clear" w:fill="EDF1F7"/>
+            <w:tcW w:type="dxa" w:w="1728"/>
           </w:tcPr>
           <w:p>
             <w:r>
-              <w:rPr>
-                <w:sz w:val="17"/>
-              </w:rPr>
-            </w:r>
-            <w:r>
-              <w:rPr>
-                <w:sz w:val="17"/>
-              </w:rPr>
               <w:t>GPR</w:t>
             </w:r>
           </w:p>
         </w:tc>
         <w:tc>
           <w:tcPr>
-            <w:tcW w:type="dxa" w:w="1949"/>
-            <w:shd w:val="clear" w:fill="EDF1F7"/>
+            <w:tcW w:type="dxa" w:w="1728"/>
           </w:tcPr>
           <w:p>
             <w:r>
-              <w:rPr>
-                <w:sz w:val="17"/>
-              </w:rPr>
-            </w:r>
-            <w:r>
-              <w:rPr>
-                <w:sz w:val="17"/>
-              </w:rPr>
               <w:t>✅</w:t>
             </w:r>
           </w:p>
@@ -2340,90 +1362,50 @@
       <w:tr>
         <w:tc>
           <w:tcPr>
-            <w:tcW w:type="dxa" w:w="1949"/>
+            <w:tcW w:type="dxa" w:w="1728"/>
           </w:tcPr>
           <w:p>
             <w:r>
-              <w:rPr>
-                <w:sz w:val="17"/>
-              </w:rPr>
-            </w:r>
-            <w:r>
-              <w:rPr>
-                <w:sz w:val="17"/>
-              </w:rPr>
               <w:t>15</w:t>
             </w:r>
           </w:p>
         </w:tc>
         <w:tc>
           <w:tcPr>
-            <w:tcW w:type="dxa" w:w="1949"/>
+            <w:tcW w:type="dxa" w:w="1728"/>
           </w:tcPr>
           <w:p>
             <w:r>
-              <w:rPr>
-                <w:sz w:val="17"/>
-              </w:rPr>
-            </w:r>
-            <w:r>
-              <w:rPr>
-                <w:sz w:val="17"/>
-              </w:rPr>
               <w:t>ATA-MILHASFACIL01-001</w:t>
             </w:r>
           </w:p>
         </w:tc>
         <w:tc>
           <w:tcPr>
-            <w:tcW w:type="dxa" w:w="1949"/>
+            <w:tcW w:type="dxa" w:w="1728"/>
           </w:tcPr>
           <w:p>
             <w:r>
-              <w:rPr>
-                <w:sz w:val="17"/>
-              </w:rPr>
-            </w:r>
-            <w:r>
-              <w:rPr>
-                <w:sz w:val="17"/>
-              </w:rPr>
               <w:t>Ata de Kickoff</w:t>
             </w:r>
           </w:p>
         </w:tc>
         <w:tc>
           <w:tcPr>
-            <w:tcW w:type="dxa" w:w="1949"/>
+            <w:tcW w:type="dxa" w:w="1728"/>
           </w:tcPr>
           <w:p>
             <w:r>
-              <w:rPr>
-                <w:sz w:val="17"/>
-              </w:rPr>
-            </w:r>
-            <w:r>
-              <w:rPr>
-                <w:sz w:val="17"/>
-              </w:rPr>
               <w:t>ORG</w:t>
             </w:r>
           </w:p>
         </w:tc>
         <w:tc>
           <w:tcPr>
-            <w:tcW w:type="dxa" w:w="1949"/>
+            <w:tcW w:type="dxa" w:w="1728"/>
           </w:tcPr>
           <w:p>
             <w:r>
-              <w:rPr>
-                <w:sz w:val="17"/>
-              </w:rPr>
-            </w:r>
-            <w:r>
-              <w:rPr>
-                <w:sz w:val="17"/>
-              </w:rPr>
               <w:t>✅</w:t>
             </w:r>
           </w:p>
@@ -2432,95 +1414,50 @@
       <w:tr>
         <w:tc>
           <w:tcPr>
-            <w:tcW w:type="dxa" w:w="1949"/>
-            <w:shd w:val="clear" w:fill="EDF1F7"/>
+            <w:tcW w:type="dxa" w:w="1728"/>
           </w:tcPr>
           <w:p>
             <w:r>
-              <w:rPr>
-                <w:sz w:val="17"/>
-              </w:rPr>
-            </w:r>
-            <w:r>
-              <w:rPr>
-                <w:sz w:val="17"/>
-              </w:rPr>
               <w:t>16</w:t>
             </w:r>
           </w:p>
         </w:tc>
         <w:tc>
           <w:tcPr>
-            <w:tcW w:type="dxa" w:w="1949"/>
-            <w:shd w:val="clear" w:fill="EDF1F7"/>
+            <w:tcW w:type="dxa" w:w="1728"/>
           </w:tcPr>
           <w:p>
             <w:r>
-              <w:rPr>
-                <w:sz w:val="17"/>
-              </w:rPr>
-            </w:r>
-            <w:r>
-              <w:rPr>
-                <w:sz w:val="17"/>
-              </w:rPr>
               <w:t>ATA-MILHASFACIL01-002</w:t>
             </w:r>
           </w:p>
         </w:tc>
         <w:tc>
           <w:tcPr>
-            <w:tcW w:type="dxa" w:w="1949"/>
-            <w:shd w:val="clear" w:fill="EDF1F7"/>
+            <w:tcW w:type="dxa" w:w="1728"/>
           </w:tcPr>
           <w:p>
             <w:r>
-              <w:rPr>
-                <w:sz w:val="17"/>
-              </w:rPr>
-            </w:r>
-            <w:r>
-              <w:rPr>
-                <w:sz w:val="17"/>
-              </w:rPr>
               <w:t>Ata de Aprovação de Arquitetura (Design Review — PO + Tech Lead)</w:t>
             </w:r>
           </w:p>
         </w:tc>
         <w:tc>
           <w:tcPr>
-            <w:tcW w:type="dxa" w:w="1949"/>
-            <w:shd w:val="clear" w:fill="EDF1F7"/>
+            <w:tcW w:type="dxa" w:w="1728"/>
           </w:tcPr>
           <w:p>
             <w:r>
-              <w:rPr>
-                <w:sz w:val="17"/>
-              </w:rPr>
-            </w:r>
-            <w:r>
-              <w:rPr>
-                <w:sz w:val="17"/>
-              </w:rPr>
               <w:t>ORG</w:t>
             </w:r>
           </w:p>
         </w:tc>
         <w:tc>
           <w:tcPr>
-            <w:tcW w:type="dxa" w:w="1949"/>
-            <w:shd w:val="clear" w:fill="EDF1F7"/>
+            <w:tcW w:type="dxa" w:w="1728"/>
           </w:tcPr>
           <w:p>
             <w:r>
-              <w:rPr>
-                <w:sz w:val="17"/>
-              </w:rPr>
-            </w:r>
-            <w:r>
-              <w:rPr>
-                <w:sz w:val="17"/>
-              </w:rPr>
               <w:t>✅</w:t>
             </w:r>
           </w:p>
@@ -2529,90 +1466,50 @@
       <w:tr>
         <w:tc>
           <w:tcPr>
-            <w:tcW w:type="dxa" w:w="1949"/>
+            <w:tcW w:type="dxa" w:w="1728"/>
           </w:tcPr>
           <w:p>
             <w:r>
-              <w:rPr>
-                <w:sz w:val="17"/>
-              </w:rPr>
-            </w:r>
-            <w:r>
-              <w:rPr>
-                <w:sz w:val="17"/>
-              </w:rPr>
               <w:t>17</w:t>
             </w:r>
           </w:p>
         </w:tc>
         <w:tc>
           <w:tcPr>
-            <w:tcW w:type="dxa" w:w="1949"/>
+            <w:tcW w:type="dxa" w:w="1728"/>
           </w:tcPr>
           <w:p>
             <w:r>
-              <w:rPr>
-                <w:sz w:val="17"/>
-              </w:rPr>
-            </w:r>
-            <w:r>
-              <w:rPr>
-                <w:sz w:val="17"/>
-              </w:rPr>
               <w:t>GQA-MILHASFACIL01-001</w:t>
             </w:r>
           </w:p>
         </w:tc>
         <w:tc>
           <w:tcPr>
-            <w:tcW w:type="dxa" w:w="1949"/>
+            <w:tcW w:type="dxa" w:w="1728"/>
           </w:tcPr>
           <w:p>
             <w:r>
-              <w:rPr>
-                <w:sz w:val="17"/>
-              </w:rPr>
-            </w:r>
-            <w:r>
-              <w:rPr>
-                <w:sz w:val="17"/>
-              </w:rPr>
               <w:t>Registro de GQA</w:t>
             </w:r>
           </w:p>
         </w:tc>
         <w:tc>
           <w:tcPr>
-            <w:tcW w:type="dxa" w:w="1949"/>
+            <w:tcW w:type="dxa" w:w="1728"/>
           </w:tcPr>
           <w:p>
             <w:r>
-              <w:rPr>
-                <w:sz w:val="17"/>
-              </w:rPr>
-            </w:r>
-            <w:r>
-              <w:rPr>
-                <w:sz w:val="17"/>
-              </w:rPr>
               <w:t>GPC</w:t>
             </w:r>
           </w:p>
         </w:tc>
         <w:tc>
           <w:tcPr>
-            <w:tcW w:type="dxa" w:w="1949"/>
+            <w:tcW w:type="dxa" w:w="1728"/>
           </w:tcPr>
           <w:p>
             <w:r>
-              <w:rPr>
-                <w:sz w:val="17"/>
-              </w:rPr>
-            </w:r>
-            <w:r>
-              <w:rPr>
-                <w:sz w:val="17"/>
-              </w:rPr>
               <w:t>✅</w:t>
             </w:r>
           </w:p>
@@ -2621,95 +1518,50 @@
       <w:tr>
         <w:tc>
           <w:tcPr>
-            <w:tcW w:type="dxa" w:w="1949"/>
-            <w:shd w:val="clear" w:fill="EDF1F7"/>
+            <w:tcW w:type="dxa" w:w="1728"/>
           </w:tcPr>
           <w:p>
             <w:r>
-              <w:rPr>
-                <w:sz w:val="17"/>
-              </w:rPr>
-            </w:r>
-            <w:r>
-              <w:rPr>
-                <w:sz w:val="17"/>
-              </w:rPr>
               <w:t>18</w:t>
             </w:r>
           </w:p>
         </w:tc>
         <w:tc>
           <w:tcPr>
-            <w:tcW w:type="dxa" w:w="1949"/>
-            <w:shd w:val="clear" w:fill="EDF1F7"/>
+            <w:tcW w:type="dxa" w:w="1728"/>
           </w:tcPr>
           <w:p>
             <w:r>
-              <w:rPr>
-                <w:sz w:val="17"/>
-              </w:rPr>
-            </w:r>
-            <w:r>
-              <w:rPr>
-                <w:sz w:val="17"/>
-              </w:rPr>
               <w:t>CAP-MILHASFACIL01-001</w:t>
             </w:r>
           </w:p>
         </w:tc>
         <w:tc>
           <w:tcPr>
-            <w:tcW w:type="dxa" w:w="1949"/>
-            <w:shd w:val="clear" w:fill="EDF1F7"/>
+            <w:tcW w:type="dxa" w:w="1728"/>
           </w:tcPr>
           <w:p>
             <w:r>
-              <w:rPr>
-                <w:sz w:val="17"/>
-              </w:rPr>
-            </w:r>
-            <w:r>
-              <w:rPr>
-                <w:sz w:val="17"/>
-              </w:rPr>
               <w:t>Registro de Capacitação da Equipe</w:t>
             </w:r>
           </w:p>
         </w:tc>
         <w:tc>
           <w:tcPr>
-            <w:tcW w:type="dxa" w:w="1949"/>
-            <w:shd w:val="clear" w:fill="EDF1F7"/>
+            <w:tcW w:type="dxa" w:w="1728"/>
           </w:tcPr>
           <w:p>
             <w:r>
-              <w:rPr>
-                <w:sz w:val="17"/>
-              </w:rPr>
-            </w:r>
-            <w:r>
-              <w:rPr>
-                <w:sz w:val="17"/>
-              </w:rPr>
               <w:t>CAP</w:t>
             </w:r>
           </w:p>
         </w:tc>
         <w:tc>
           <w:tcPr>
-            <w:tcW w:type="dxa" w:w="1949"/>
-            <w:shd w:val="clear" w:fill="EDF1F7"/>
+            <w:tcW w:type="dxa" w:w="1728"/>
           </w:tcPr>
           <w:p>
             <w:r>
-              <w:rPr>
-                <w:sz w:val="17"/>
-              </w:rPr>
-            </w:r>
-            <w:r>
-              <w:rPr>
-                <w:sz w:val="17"/>
-              </w:rPr>
               <w:t>✅</w:t>
             </w:r>
           </w:p>
@@ -2718,90 +1570,50 @@
       <w:tr>
         <w:tc>
           <w:tcPr>
-            <w:tcW w:type="dxa" w:w="1949"/>
+            <w:tcW w:type="dxa" w:w="1728"/>
           </w:tcPr>
           <w:p>
             <w:r>
-              <w:rPr>
-                <w:sz w:val="17"/>
-              </w:rPr>
-            </w:r>
-            <w:r>
-              <w:rPr>
-                <w:sz w:val="17"/>
-              </w:rPr>
               <w:t>19</w:t>
             </w:r>
           </w:p>
         </w:tc>
         <w:tc>
           <w:tcPr>
-            <w:tcW w:type="dxa" w:w="1949"/>
+            <w:tcW w:type="dxa" w:w="1728"/>
           </w:tcPr>
           <w:p>
             <w:r>
-              <w:rPr>
-                <w:sz w:val="17"/>
-              </w:rPr>
-            </w:r>
-            <w:r>
-              <w:rPr>
-                <w:sz w:val="17"/>
-              </w:rPr>
               <w:t>REV-MILHASFACIL01-001</w:t>
             </w:r>
           </w:p>
         </w:tc>
         <w:tc>
           <w:tcPr>
-            <w:tcW w:type="dxa" w:w="1949"/>
+            <w:tcW w:type="dxa" w:w="1728"/>
           </w:tcPr>
           <w:p>
             <w:r>
-              <w:rPr>
-                <w:sz w:val="17"/>
-              </w:rPr>
-            </w:r>
-            <w:r>
-              <w:rPr>
-                <w:sz w:val="17"/>
-              </w:rPr>
               <w:t>Registro de Revisão por Pares</w:t>
             </w:r>
           </w:p>
         </w:tc>
         <w:tc>
           <w:tcPr>
-            <w:tcW w:type="dxa" w:w="1949"/>
+            <w:tcW w:type="dxa" w:w="1728"/>
           </w:tcPr>
           <w:p>
             <w:r>
-              <w:rPr>
-                <w:sz w:val="17"/>
-              </w:rPr>
-            </w:r>
-            <w:r>
-              <w:rPr>
-                <w:sz w:val="17"/>
-              </w:rPr>
               <w:t>VV</w:t>
             </w:r>
           </w:p>
         </w:tc>
         <w:tc>
           <w:tcPr>
-            <w:tcW w:type="dxa" w:w="1949"/>
+            <w:tcW w:type="dxa" w:w="1728"/>
           </w:tcPr>
           <w:p>
             <w:r>
-              <w:rPr>
-                <w:sz w:val="17"/>
-              </w:rPr>
-            </w:r>
-            <w:r>
-              <w:rPr>
-                <w:sz w:val="17"/>
-              </w:rPr>
               <w:t>✅</w:t>
             </w:r>
           </w:p>
@@ -2810,95 +1622,50 @@
       <w:tr>
         <w:tc>
           <w:tcPr>
-            <w:tcW w:type="dxa" w:w="1949"/>
-            <w:shd w:val="clear" w:fill="EDF1F7"/>
+            <w:tcW w:type="dxa" w:w="1728"/>
           </w:tcPr>
           <w:p>
             <w:r>
-              <w:rPr>
-                <w:sz w:val="17"/>
-              </w:rPr>
-            </w:r>
-            <w:r>
-              <w:rPr>
-                <w:sz w:val="17"/>
-              </w:rPr>
               <w:t>20</w:t>
             </w:r>
           </w:p>
         </w:tc>
         <w:tc>
           <w:tcPr>
-            <w:tcW w:type="dxa" w:w="1949"/>
-            <w:shd w:val="clear" w:fill="EDF1F7"/>
+            <w:tcW w:type="dxa" w:w="1728"/>
           </w:tcPr>
           <w:p>
             <w:r>
-              <w:rPr>
-                <w:sz w:val="17"/>
-              </w:rPr>
-            </w:r>
-            <w:r>
-              <w:rPr>
-                <w:sz w:val="17"/>
-              </w:rPr>
               <w:t>CTQ-MILHASFACIL01-001</w:t>
             </w:r>
           </w:p>
         </w:tc>
         <w:tc>
           <w:tcPr>
-            <w:tcW w:type="dxa" w:w="1949"/>
-            <w:shd w:val="clear" w:fill="EDF1F7"/>
+            <w:tcW w:type="dxa" w:w="1728"/>
           </w:tcPr>
           <w:p>
             <w:r>
-              <w:rPr>
-                <w:sz w:val="17"/>
-              </w:rPr>
-            </w:r>
-            <w:r>
-              <w:rPr>
-                <w:sz w:val="17"/>
-              </w:rPr>
               <w:t>Cenários de Teste por card (Gherkin + critério + aprovação)</w:t>
             </w:r>
           </w:p>
         </w:tc>
         <w:tc>
           <w:tcPr>
-            <w:tcW w:type="dxa" w:w="1949"/>
-            <w:shd w:val="clear" w:fill="EDF1F7"/>
+            <w:tcW w:type="dxa" w:w="1728"/>
           </w:tcPr>
           <w:p>
             <w:r>
-              <w:rPr>
-                <w:sz w:val="17"/>
-              </w:rPr>
-            </w:r>
-            <w:r>
-              <w:rPr>
-                <w:sz w:val="17"/>
-              </w:rPr>
               <w:t>VV</w:t>
             </w:r>
           </w:p>
         </w:tc>
         <w:tc>
           <w:tcPr>
-            <w:tcW w:type="dxa" w:w="1949"/>
-            <w:shd w:val="clear" w:fill="EDF1F7"/>
+            <w:tcW w:type="dxa" w:w="1728"/>
           </w:tcPr>
           <w:p>
             <w:r>
-              <w:rPr>
-                <w:sz w:val="17"/>
-              </w:rPr>
-            </w:r>
-            <w:r>
-              <w:rPr>
-                <w:sz w:val="17"/>
-              </w:rPr>
               <w:t>✅</w:t>
             </w:r>
           </w:p>
@@ -2907,157 +1674,97 @@
       <w:tr>
         <w:tc>
           <w:tcPr>
-            <w:tcW w:type="dxa" w:w="1949"/>
+            <w:tcW w:type="dxa" w:w="1728"/>
           </w:tcPr>
           <w:p>
             <w:r>
-              <w:rPr>
-                <w:sz w:val="17"/>
-              </w:rPr>
-            </w:r>
-            <w:r>
-              <w:rPr>
-                <w:sz w:val="17"/>
-              </w:rPr>
               <w:t>21</w:t>
             </w:r>
           </w:p>
         </w:tc>
         <w:tc>
           <w:tcPr>
-            <w:tcW w:type="dxa" w:w="1949"/>
+            <w:tcW w:type="dxa" w:w="1728"/>
           </w:tcPr>
           <w:p>
             <w:r>
-              <w:rPr>
-                <w:sz w:val="17"/>
-              </w:rPr>
-            </w:r>
-            <w:r>
-              <w:rPr>
-                <w:sz w:val="17"/>
-              </w:rPr>
               <w:t>GEST-MILHASFACIL01-001</w:t>
             </w:r>
           </w:p>
         </w:tc>
         <w:tc>
           <w:tcPr>
-            <w:tcW w:type="dxa" w:w="1949"/>
+            <w:tcW w:type="dxa" w:w="1728"/>
           </w:tcPr>
           <w:p>
             <w:r>
-              <w:rPr>
-                <w:sz w:val="17"/>
-              </w:rPr>
-            </w:r>
-            <w:r>
-              <w:rPr>
-                <w:sz w:val="17"/>
-              </w:rPr>
               <w:t>Planilha de Gestão do Projeto (xlsx, 10 abas) — fonte da verdade de gestão</w:t>
             </w:r>
           </w:p>
         </w:tc>
         <w:tc>
           <w:tcPr>
-            <w:tcW w:type="dxa" w:w="1949"/>
+            <w:tcW w:type="dxa" w:w="1728"/>
           </w:tcPr>
           <w:p>
             <w:r>
-              <w:rPr>
-                <w:sz w:val="17"/>
-              </w:rPr>
-            </w:r>
-            <w:r>
-              <w:rPr>
-                <w:sz w:val="17"/>
-              </w:rPr>
               <w:t>GPR</w:t>
             </w:r>
           </w:p>
         </w:tc>
         <w:tc>
           <w:tcPr>
-            <w:tcW w:type="dxa" w:w="1949"/>
+            <w:tcW w:type="dxa" w:w="1728"/>
           </w:tcPr>
           <w:p>
             <w:r>
-              <w:rPr>
-                <w:sz w:val="17"/>
-              </w:rPr>
-            </w:r>
-            <w:r>
-              <w:rPr>
-                <w:sz w:val="17"/>
-              </w:rPr>
               <w:t>✅</w:t>
             </w:r>
           </w:p>
         </w:tc>
       </w:tr>
     </w:tbl>
+    <w:p/>
     <w:p>
+      <w:pPr>
+        <w:pStyle w:val="IntenseQuote"/>
+      </w:pPr>
       <w:r>
-        <w:rPr>
-          <w:i/>
-          <w:color w:val="444444"/>
-        </w:rPr>
         <w:t xml:space="preserve">Nota: não há registro de aprovação de </w:t>
       </w:r>
       <w:r>
         <w:rPr>
           <w:b/>
-          <w:i/>
-          <w:color w:val="444444"/>
         </w:rPr>
         <w:t>design de UI/UX</w:t>
       </w:r>
       <w:r>
-        <w:rPr>
-          <w:i/>
-          <w:color w:val="444444"/>
-        </w:rPr>
         <w:t xml:space="preserve"> porque o </w:t>
       </w:r>
       <w:r>
         <w:rPr>
           <w:b/>
-          <w:i/>
-          <w:color w:val="444444"/>
         </w:rPr>
         <w:t>layout é fornecido pelo cliente</w:t>
       </w:r>
       <w:r>
-        <w:rPr>
-          <w:i/>
-          <w:color w:val="444444"/>
-        </w:rPr>
         <w:t xml:space="preserve"> (Hub de Milhas); a aprovação de design restringe-se à </w:t>
       </w:r>
       <w:r>
         <w:rPr>
           <w:b/>
-          <w:i/>
-          <w:color w:val="444444"/>
         </w:rPr>
         <w:t>arquitetura técnica</w:t>
       </w:r>
       <w:r>
-        <w:rPr>
-          <w:i/>
-          <w:color w:val="444444"/>
-        </w:rPr>
         <w:t xml:space="preserve"> (ATA-MILHASFACIL01-002, PO + Tech Lead).</w:t>
       </w:r>
     </w:p>
     <w:p>
+      <w:pPr>
+        <w:pStyle w:val="Heading3"/>
+      </w:pPr>
       <w:r>
-        <w:rPr>
-          <w:b/>
-          <w:color w:val="2E5CAA"/>
-          <w:sz w:val="23"/>
-        </w:rPr>
         <w:t>Onda 3 — Encerramento (aguardar aceite formal ~26/07/2026)</w:t>
       </w:r>
     </w:p>
@@ -3065,29 +1772,24 @@
       <w:tblPr>
         <w:tblStyle w:val="TableGrid"/>
         <w:tblW w:type="auto" w:w="0"/>
-        <w:jc w:val="center"/>
         <w:tblLook w:firstColumn="1" w:firstRow="1" w:lastColumn="0" w:lastRow="0" w:noHBand="0" w:noVBand="1" w:val="04A0"/>
       </w:tblPr>
       <w:tblGrid>
-        <w:gridCol w:w="1949"/>
-        <w:gridCol w:w="1949"/>
-        <w:gridCol w:w="1949"/>
-        <w:gridCol w:w="1949"/>
-        <w:gridCol w:w="1949"/>
+        <w:gridCol w:w="1728"/>
+        <w:gridCol w:w="1728"/>
+        <w:gridCol w:w="1728"/>
+        <w:gridCol w:w="1728"/>
+        <w:gridCol w:w="1728"/>
       </w:tblGrid>
       <w:tr>
         <w:tc>
           <w:tcPr>
-            <w:tcW w:type="dxa" w:w="1949"/>
-            <w:shd w:val="clear" w:fill="1F3B73"/>
+            <w:tcW w:type="dxa" w:w="1728"/>
           </w:tcPr>
           <w:p>
-            <w:r/>
             <w:r>
               <w:rPr>
                 <w:b/>
-                <w:color w:val="FFFFFF"/>
-                <w:sz w:val="18"/>
               </w:rPr>
               <w:t>#</w:t>
             </w:r>
@@ -3095,16 +1797,12 @@
         </w:tc>
         <w:tc>
           <w:tcPr>
-            <w:tcW w:type="dxa" w:w="1949"/>
-            <w:shd w:val="clear" w:fill="1F3B73"/>
+            <w:tcW w:type="dxa" w:w="1728"/>
           </w:tcPr>
           <w:p>
-            <w:r/>
             <w:r>
               <w:rPr>
                 <w:b/>
-                <w:color w:val="FFFFFF"/>
-                <w:sz w:val="18"/>
               </w:rPr>
               <w:t>Código do artefato</w:t>
             </w:r>
@@ -3112,16 +1810,12 @@
         </w:tc>
         <w:tc>
           <w:tcPr>
-            <w:tcW w:type="dxa" w:w="1949"/>
-            <w:shd w:val="clear" w:fill="1F3B73"/>
+            <w:tcW w:type="dxa" w:w="1728"/>
           </w:tcPr>
           <w:p>
-            <w:r/>
             <w:r>
               <w:rPr>
                 <w:b/>
-                <w:color w:val="FFFFFF"/>
-                <w:sz w:val="18"/>
               </w:rPr>
               <w:t>Documento</w:t>
             </w:r>
@@ -3129,16 +1823,12 @@
         </w:tc>
         <w:tc>
           <w:tcPr>
-            <w:tcW w:type="dxa" w:w="1949"/>
-            <w:shd w:val="clear" w:fill="1F3B73"/>
+            <w:tcW w:type="dxa" w:w="1728"/>
           </w:tcPr>
           <w:p>
-            <w:r/>
             <w:r>
               <w:rPr>
                 <w:b/>
-                <w:color w:val="FFFFFF"/>
-                <w:sz w:val="18"/>
               </w:rPr>
               <w:t>Processo</w:t>
             </w:r>
@@ -3146,16 +1836,12 @@
         </w:tc>
         <w:tc>
           <w:tcPr>
-            <w:tcW w:type="dxa" w:w="1949"/>
-            <w:shd w:val="clear" w:fill="1F3B73"/>
+            <w:tcW w:type="dxa" w:w="1728"/>
           </w:tcPr>
           <w:p>
-            <w:r/>
             <w:r>
               <w:rPr>
                 <w:b/>
-                <w:color w:val="FFFFFF"/>
-                <w:sz w:val="18"/>
               </w:rPr>
               <w:t>Status</w:t>
             </w:r>
@@ -3165,90 +1851,50 @@
       <w:tr>
         <w:tc>
           <w:tcPr>
-            <w:tcW w:type="dxa" w:w="1949"/>
+            <w:tcW w:type="dxa" w:w="1728"/>
           </w:tcPr>
           <w:p>
             <w:r>
-              <w:rPr>
-                <w:sz w:val="17"/>
-              </w:rPr>
-            </w:r>
-            <w:r>
-              <w:rPr>
-                <w:sz w:val="17"/>
-              </w:rPr>
               <w:t>22</w:t>
             </w:r>
           </w:p>
         </w:tc>
         <w:tc>
           <w:tcPr>
-            <w:tcW w:type="dxa" w:w="1949"/>
+            <w:tcW w:type="dxa" w:w="1728"/>
           </w:tcPr>
           <w:p>
             <w:r>
-              <w:rPr>
-                <w:sz w:val="17"/>
-              </w:rPr>
-            </w:r>
-            <w:r>
-              <w:rPr>
-                <w:sz w:val="17"/>
-              </w:rPr>
               <w:t>ATA-MILHASFACIL01-003</w:t>
             </w:r>
           </w:p>
         </w:tc>
         <w:tc>
           <w:tcPr>
-            <w:tcW w:type="dxa" w:w="1949"/>
+            <w:tcW w:type="dxa" w:w="1728"/>
           </w:tcPr>
           <w:p>
             <w:r>
-              <w:rPr>
-                <w:sz w:val="17"/>
-              </w:rPr>
-            </w:r>
-            <w:r>
-              <w:rPr>
-                <w:sz w:val="17"/>
-              </w:rPr>
               <w:t>Ata de Aceite Final</w:t>
             </w:r>
           </w:p>
         </w:tc>
         <w:tc>
           <w:tcPr>
-            <w:tcW w:type="dxa" w:w="1949"/>
+            <w:tcW w:type="dxa" w:w="1728"/>
           </w:tcPr>
           <w:p>
             <w:r>
-              <w:rPr>
-                <w:sz w:val="17"/>
-              </w:rPr>
-            </w:r>
-            <w:r>
-              <w:rPr>
-                <w:sz w:val="17"/>
-              </w:rPr>
               <w:t>ORG</w:t>
             </w:r>
           </w:p>
         </w:tc>
         <w:tc>
           <w:tcPr>
-            <w:tcW w:type="dxa" w:w="1949"/>
+            <w:tcW w:type="dxa" w:w="1728"/>
           </w:tcPr>
           <w:p>
             <w:r>
-              <w:rPr>
-                <w:sz w:val="17"/>
-              </w:rPr>
-            </w:r>
-            <w:r>
-              <w:rPr>
-                <w:sz w:val="17"/>
-              </w:rPr>
               <w:t>🔵</w:t>
             </w:r>
           </w:p>
@@ -3257,95 +1903,50 @@
       <w:tr>
         <w:tc>
           <w:tcPr>
-            <w:tcW w:type="dxa" w:w="1949"/>
-            <w:shd w:val="clear" w:fill="EDF1F7"/>
+            <w:tcW w:type="dxa" w:w="1728"/>
           </w:tcPr>
           <w:p>
             <w:r>
-              <w:rPr>
-                <w:sz w:val="17"/>
-              </w:rPr>
-            </w:r>
-            <w:r>
-              <w:rPr>
-                <w:sz w:val="17"/>
-              </w:rPr>
               <w:t>23</w:t>
             </w:r>
           </w:p>
         </w:tc>
         <w:tc>
           <w:tcPr>
-            <w:tcW w:type="dxa" w:w="1949"/>
-            <w:shd w:val="clear" w:fill="EDF1F7"/>
+            <w:tcW w:type="dxa" w:w="1728"/>
           </w:tcPr>
           <w:p>
             <w:r>
-              <w:rPr>
-                <w:sz w:val="17"/>
-              </w:rPr>
-            </w:r>
-            <w:r>
-              <w:rPr>
-                <w:sz w:val="17"/>
-              </w:rPr>
               <w:t>TAE-MILHASFACIL01-001</w:t>
             </w:r>
           </w:p>
         </w:tc>
         <w:tc>
           <w:tcPr>
-            <w:tcW w:type="dxa" w:w="1949"/>
-            <w:shd w:val="clear" w:fill="EDF1F7"/>
+            <w:tcW w:type="dxa" w:w="1728"/>
           </w:tcPr>
           <w:p>
             <w:r>
-              <w:rPr>
-                <w:sz w:val="17"/>
-              </w:rPr>
-            </w:r>
-            <w:r>
-              <w:rPr>
-                <w:sz w:val="17"/>
-              </w:rPr>
               <w:t>Termo de Encerramento e Aceite</w:t>
             </w:r>
           </w:p>
         </w:tc>
         <w:tc>
           <w:tcPr>
-            <w:tcW w:type="dxa" w:w="1949"/>
-            <w:shd w:val="clear" w:fill="EDF1F7"/>
+            <w:tcW w:type="dxa" w:w="1728"/>
           </w:tcPr>
           <w:p>
             <w:r>
-              <w:rPr>
-                <w:sz w:val="17"/>
-              </w:rPr>
-            </w:r>
-            <w:r>
-              <w:rPr>
-                <w:sz w:val="17"/>
-              </w:rPr>
               <w:t>GPR</w:t>
             </w:r>
           </w:p>
         </w:tc>
         <w:tc>
           <w:tcPr>
-            <w:tcW w:type="dxa" w:w="1949"/>
-            <w:shd w:val="clear" w:fill="EDF1F7"/>
+            <w:tcW w:type="dxa" w:w="1728"/>
           </w:tcPr>
           <w:p>
             <w:r>
-              <w:rPr>
-                <w:sz w:val="17"/>
-              </w:rPr>
-            </w:r>
-            <w:r>
-              <w:rPr>
-                <w:sz w:val="17"/>
-              </w:rPr>
               <w:t>🔵</w:t>
             </w:r>
           </w:p>
@@ -3354,103 +1955,62 @@
       <w:tr>
         <w:tc>
           <w:tcPr>
-            <w:tcW w:type="dxa" w:w="1949"/>
+            <w:tcW w:type="dxa" w:w="1728"/>
           </w:tcPr>
           <w:p>
             <w:r>
-              <w:rPr>
-                <w:sz w:val="17"/>
-              </w:rPr>
-            </w:r>
-            <w:r>
-              <w:rPr>
-                <w:sz w:val="17"/>
-              </w:rPr>
               <w:t>24</w:t>
             </w:r>
           </w:p>
         </w:tc>
         <w:tc>
           <w:tcPr>
-            <w:tcW w:type="dxa" w:w="1949"/>
+            <w:tcW w:type="dxa" w:w="1728"/>
           </w:tcPr>
           <w:p>
             <w:r>
-              <w:rPr>
-                <w:sz w:val="17"/>
-              </w:rPr>
-            </w:r>
-            <w:r>
-              <w:rPr>
-                <w:sz w:val="17"/>
-              </w:rPr>
               <w:t>LI-MILHASFACIL01-001</w:t>
             </w:r>
           </w:p>
         </w:tc>
         <w:tc>
           <w:tcPr>
-            <w:tcW w:type="dxa" w:w="1949"/>
+            <w:tcW w:type="dxa" w:w="1728"/>
           </w:tcPr>
           <w:p>
             <w:r>
-              <w:rPr>
-                <w:sz w:val="17"/>
-              </w:rPr>
-            </w:r>
-            <w:r>
-              <w:rPr>
-                <w:sz w:val="17"/>
-              </w:rPr>
               <w:t>Lições Aprendidas</w:t>
             </w:r>
           </w:p>
         </w:tc>
         <w:tc>
           <w:tcPr>
-            <w:tcW w:type="dxa" w:w="1949"/>
+            <w:tcW w:type="dxa" w:w="1728"/>
           </w:tcPr>
           <w:p>
             <w:r>
-              <w:rPr>
-                <w:sz w:val="17"/>
-              </w:rPr>
-            </w:r>
-            <w:r>
-              <w:rPr>
-                <w:sz w:val="17"/>
-              </w:rPr>
               <w:t>GPR</w:t>
             </w:r>
           </w:p>
         </w:tc>
         <w:tc>
           <w:tcPr>
-            <w:tcW w:type="dxa" w:w="1949"/>
+            <w:tcW w:type="dxa" w:w="1728"/>
           </w:tcPr>
           <w:p>
             <w:r>
-              <w:rPr>
-                <w:sz w:val="17"/>
-              </w:rPr>
-            </w:r>
-            <w:r>
-              <w:rPr>
-                <w:sz w:val="17"/>
-              </w:rPr>
               <w:t>🔵</w:t>
             </w:r>
           </w:p>
         </w:tc>
       </w:tr>
     </w:tbl>
+    <w:p/>
     <w:p>
+      <w:pPr>
+        <w:pStyle w:val="Heading3"/>
+      </w:pPr>
       <w:r>
-        <w:rPr>
-          <w:b/>
-          <w:color w:val="2E5CAA"/>
-          <w:sz w:val="23"/>
-        </w:rPr>
         <w:t>Fora de escopo</w:t>
       </w:r>
     </w:p>
@@ -3458,26 +2018,21 @@
       <w:tblPr>
         <w:tblStyle w:val="TableGrid"/>
         <w:tblW w:type="auto" w:w="0"/>
-        <w:jc w:val="center"/>
         <w:tblLook w:firstColumn="1" w:firstRow="1" w:lastColumn="0" w:lastRow="0" w:noHBand="0" w:noVBand="1" w:val="04A0"/>
       </w:tblPr>
       <w:tblGrid>
-        <w:gridCol w:w="4873"/>
-        <w:gridCol w:w="4873"/>
+        <w:gridCol w:w="4320"/>
+        <w:gridCol w:w="4320"/>
       </w:tblGrid>
       <w:tr>
         <w:tc>
           <w:tcPr>
-            <w:tcW w:type="dxa" w:w="4873"/>
-            <w:shd w:val="clear" w:fill="1F3B73"/>
+            <w:tcW w:type="dxa" w:w="4320"/>
           </w:tcPr>
           <w:p>
-            <w:r/>
             <w:r>
               <w:rPr>
                 <w:b/>
-                <w:color w:val="FFFFFF"/>
-                <w:sz w:val="18"/>
               </w:rPr>
               <w:t>Item</w:t>
             </w:r>
@@ -3485,16 +2040,12 @@
         </w:tc>
         <w:tc>
           <w:tcPr>
-            <w:tcW w:type="dxa" w:w="4873"/>
-            <w:shd w:val="clear" w:fill="1F3B73"/>
+            <w:tcW w:type="dxa" w:w="4320"/>
           </w:tcPr>
           <w:p>
-            <w:r/>
             <w:r>
               <w:rPr>
                 <w:b/>
-                <w:color w:val="FFFFFF"/>
-                <w:sz w:val="18"/>
               </w:rPr>
               <w:t>Decisão</w:t>
             </w:r>
@@ -3504,67 +2055,41 @@
       <w:tr>
         <w:tc>
           <w:tcPr>
-            <w:tcW w:type="dxa" w:w="4873"/>
+            <w:tcW w:type="dxa" w:w="4320"/>
           </w:tcPr>
           <w:p>
             <w:r>
-              <w:rPr>
-                <w:sz w:val="17"/>
-              </w:rPr>
-            </w:r>
-            <w:r>
-              <w:rPr>
-                <w:sz w:val="17"/>
-              </w:rPr>
               <w:t>AQU — Aquisição</w:t>
             </w:r>
           </w:p>
         </w:tc>
         <w:tc>
           <w:tcPr>
-            <w:tcW w:type="dxa" w:w="4873"/>
+            <w:tcW w:type="dxa" w:w="4320"/>
           </w:tcPr>
           <w:p>
             <w:r>
-              <w:rPr>
-                <w:sz w:val="17"/>
-              </w:rPr>
-            </w:r>
-            <w:r>
-              <w:rPr>
-                <w:sz w:val="17"/>
-              </w:rPr>
               <w:t xml:space="preserve">🔴 </w:t>
             </w:r>
             <w:r>
               <w:rPr>
                 <w:b/>
-                <w:sz w:val="17"/>
               </w:rPr>
               <w:t>Não gerar registro de projeto.</w:t>
             </w:r>
             <w:r>
-              <w:rPr>
-                <w:sz w:val="17"/>
-              </w:rPr>
               <w:t xml:space="preserve"> A equipe é própria da Timeware; não há subcontratação de desenvolvimento. Z-API e as cias aéreas são dependências de serviço/insumo, tratadas em ITP e na seção de Riscos do PLA, não em um registro AQU.</w:t>
             </w:r>
           </w:p>
         </w:tc>
       </w:tr>
     </w:tbl>
+    <w:p/>
     <w:p>
       <w:pPr>
-        <w:pBdr>
-          <w:bottom w:val="single" w:sz="6" w:space="3" w:color="1F3B73"/>
-        </w:pBdr>
+        <w:pStyle w:val="Heading2"/>
       </w:pPr>
       <w:r>
-        <w:rPr>
-          <w:b/>
-          <w:color w:val="1F3B73"/>
-          <w:sz w:val="27"/>
-        </w:rPr>
         <w:t>3. Evidências em imagem a capturar</w:t>
       </w:r>
     </w:p>
@@ -3575,8 +2100,6 @@
       <w:r>
         <w:rPr>
           <w:rFonts w:ascii="Consolas" w:hAnsi="Consolas"/>
-          <w:color w:val="444444"/>
-          <w:sz w:val="18"/>
         </w:rPr>
         <w:t>evidencias/</w:t>
       </w:r>
@@ -3588,28 +2111,23 @@
       <w:tblPr>
         <w:tblStyle w:val="TableGrid"/>
         <w:tblW w:type="auto" w:w="0"/>
-        <w:jc w:val="center"/>
         <w:tblLook w:firstColumn="1" w:firstRow="1" w:lastColumn="0" w:lastRow="0" w:noHBand="0" w:noVBand="1" w:val="04A0"/>
       </w:tblPr>
       <w:tblGrid>
-        <w:gridCol w:w="2436"/>
-        <w:gridCol w:w="2436"/>
-        <w:gridCol w:w="2436"/>
-        <w:gridCol w:w="2436"/>
+        <w:gridCol w:w="2160"/>
+        <w:gridCol w:w="2160"/>
+        <w:gridCol w:w="2160"/>
+        <w:gridCol w:w="2160"/>
       </w:tblGrid>
       <w:tr>
         <w:tc>
           <w:tcPr>
-            <w:tcW w:type="dxa" w:w="2436"/>
-            <w:shd w:val="clear" w:fill="1F3B73"/>
+            <w:tcW w:type="dxa" w:w="2160"/>
           </w:tcPr>
           <w:p>
-            <w:r/>
             <w:r>
               <w:rPr>
                 <w:b/>
-                <w:color w:val="FFFFFF"/>
-                <w:sz w:val="18"/>
               </w:rPr>
               <w:t>Código</w:t>
             </w:r>
@@ -3617,16 +2135,12 @@
         </w:tc>
         <w:tc>
           <w:tcPr>
-            <w:tcW w:type="dxa" w:w="2436"/>
-            <w:shd w:val="clear" w:fill="1F3B73"/>
+            <w:tcW w:type="dxa" w:w="2160"/>
           </w:tcPr>
           <w:p>
-            <w:r/>
             <w:r>
               <w:rPr>
                 <w:b/>
-                <w:color w:val="FFFFFF"/>
-                <w:sz w:val="18"/>
               </w:rPr>
               <w:t>O que capturar</w:t>
             </w:r>
@@ -3634,16 +2148,12 @@
         </w:tc>
         <w:tc>
           <w:tcPr>
-            <w:tcW w:type="dxa" w:w="2436"/>
-            <w:shd w:val="clear" w:fill="1F3B73"/>
+            <w:tcW w:type="dxa" w:w="2160"/>
           </w:tcPr>
           <w:p>
-            <w:r/>
             <w:r>
               <w:rPr>
                 <w:b/>
-                <w:color w:val="FFFFFF"/>
-                <w:sz w:val="18"/>
               </w:rPr>
               <w:t>Fonte</w:t>
             </w:r>
@@ -3651,16 +2161,12 @@
         </w:tc>
         <w:tc>
           <w:tcPr>
-            <w:tcW w:type="dxa" w:w="2436"/>
-            <w:shd w:val="clear" w:fill="1F3B73"/>
+            <w:tcW w:type="dxa" w:w="2160"/>
           </w:tcPr>
           <w:p>
-            <w:r/>
             <w:r>
               <w:rPr>
                 <w:b/>
-                <w:color w:val="FFFFFF"/>
-                <w:sz w:val="18"/>
               </w:rPr>
               <w:t>Usado em</w:t>
             </w:r>
@@ -3670,72 +2176,40 @@
       <w:tr>
         <w:tc>
           <w:tcPr>
-            <w:tcW w:type="dxa" w:w="2436"/>
+            <w:tcW w:type="dxa" w:w="2160"/>
           </w:tcPr>
           <w:p>
             <w:r>
-              <w:rPr>
-                <w:sz w:val="17"/>
-              </w:rPr>
-            </w:r>
-            <w:r>
-              <w:rPr>
-                <w:sz w:val="17"/>
-              </w:rPr>
               <w:t>IMG-JIRA-01</w:t>
             </w:r>
           </w:p>
         </w:tc>
         <w:tc>
           <w:tcPr>
-            <w:tcW w:type="dxa" w:w="2436"/>
+            <w:tcW w:type="dxa" w:w="2160"/>
           </w:tcPr>
           <w:p>
             <w:r>
-              <w:rPr>
-                <w:sz w:val="17"/>
-              </w:rPr>
-            </w:r>
-            <w:r>
-              <w:rPr>
-                <w:sz w:val="17"/>
-              </w:rPr>
               <w:t>Board 614 e burndown da sprint</w:t>
             </w:r>
           </w:p>
         </w:tc>
         <w:tc>
           <w:tcPr>
-            <w:tcW w:type="dxa" w:w="2436"/>
+            <w:tcW w:type="dxa" w:w="2160"/>
           </w:tcPr>
           <w:p>
             <w:r>
-              <w:rPr>
-                <w:sz w:val="17"/>
-              </w:rPr>
-            </w:r>
-            <w:r>
-              <w:rPr>
-                <w:sz w:val="17"/>
-              </w:rPr>
               <w:t>Jira</w:t>
             </w:r>
           </w:p>
         </w:tc>
         <w:tc>
           <w:tcPr>
-            <w:tcW w:type="dxa" w:w="2436"/>
+            <w:tcW w:type="dxa" w:w="2160"/>
           </w:tcPr>
           <w:p>
             <w:r>
-              <w:rPr>
-                <w:sz w:val="17"/>
-              </w:rPr>
-            </w:r>
-            <w:r>
-              <w:rPr>
-                <w:sz w:val="17"/>
-              </w:rPr>
               <w:t>RAC</w:t>
             </w:r>
           </w:p>
@@ -3744,76 +2218,40 @@
       <w:tr>
         <w:tc>
           <w:tcPr>
-            <w:tcW w:type="dxa" w:w="2436"/>
-            <w:shd w:val="clear" w:fill="EDF1F7"/>
+            <w:tcW w:type="dxa" w:w="2160"/>
           </w:tcPr>
           <w:p>
             <w:r>
-              <w:rPr>
-                <w:sz w:val="17"/>
-              </w:rPr>
-            </w:r>
-            <w:r>
-              <w:rPr>
-                <w:sz w:val="17"/>
-              </w:rPr>
-              <w:t>IMG-DEVOPS-01</w:t>
+              <w:t>IMG-GITLAB-01</w:t>
             </w:r>
           </w:p>
         </w:tc>
         <w:tc>
           <w:tcPr>
-            <w:tcW w:type="dxa" w:w="2436"/>
-            <w:shd w:val="clear" w:fill="EDF1F7"/>
+            <w:tcW w:type="dxa" w:w="2160"/>
           </w:tcPr>
           <w:p>
             <w:r>
-              <w:rPr>
-                <w:sz w:val="17"/>
-              </w:rPr>
-            </w:r>
-            <w:r>
-              <w:rPr>
-                <w:sz w:val="17"/>
-              </w:rPr>
-              <w:t>Pull Request com aprovação (vote 10)</w:t>
+              <w:t>Merge Requests com 2 revisores aprovados; api !15 ativo</w:t>
             </w:r>
           </w:p>
         </w:tc>
         <w:tc>
           <w:tcPr>
-            <w:tcW w:type="dxa" w:w="2436"/>
-            <w:shd w:val="clear" w:fill="EDF1F7"/>
+            <w:tcW w:type="dxa" w:w="2160"/>
           </w:tcPr>
           <w:p>
             <w:r>
-              <w:rPr>
-                <w:sz w:val="17"/>
-              </w:rPr>
-            </w:r>
-            <w:r>
-              <w:rPr>
-                <w:sz w:val="17"/>
-              </w:rPr>
-              <w:t>Azure DevOps</w:t>
+              <w:t>GitLab</w:t>
             </w:r>
           </w:p>
         </w:tc>
         <w:tc>
           <w:tcPr>
-            <w:tcW w:type="dxa" w:w="2436"/>
-            <w:shd w:val="clear" w:fill="EDF1F7"/>
+            <w:tcW w:type="dxa" w:w="2160"/>
           </w:tcPr>
           <w:p>
             <w:r>
-              <w:rPr>
-                <w:sz w:val="17"/>
-              </w:rPr>
-            </w:r>
-            <w:r>
-              <w:rPr>
-                <w:sz w:val="17"/>
-              </w:rPr>
               <w:t>REV</w:t>
             </w:r>
           </w:p>
@@ -3822,72 +2260,40 @@
       <w:tr>
         <w:tc>
           <w:tcPr>
-            <w:tcW w:type="dxa" w:w="2436"/>
+            <w:tcW w:type="dxa" w:w="2160"/>
           </w:tcPr>
           <w:p>
             <w:r>
-              <w:rPr>
-                <w:sz w:val="17"/>
-              </w:rPr>
-            </w:r>
-            <w:r>
-              <w:rPr>
-                <w:sz w:val="17"/>
-              </w:rPr>
-              <w:t>IMG-DEVOPS-02</w:t>
+              <w:t>IMG-GITLAB-02</w:t>
             </w:r>
           </w:p>
         </w:tc>
         <w:tc>
           <w:tcPr>
-            <w:tcW w:type="dxa" w:w="2436"/>
+            <w:tcW w:type="dxa" w:w="2160"/>
           </w:tcPr>
           <w:p>
             <w:r>
-              <w:rPr>
-                <w:sz w:val="17"/>
-              </w:rPr>
-            </w:r>
-            <w:r>
-              <w:rPr>
-                <w:sz w:val="17"/>
-              </w:rPr>
-              <w:t>Lista dos 29 Pull Requests (28 concluídos + #29 ativo)</w:t>
+              <w:t>Lista dos 37 MRs (36 concluídos + api !15 ativo)</w:t>
             </w:r>
           </w:p>
         </w:tc>
         <w:tc>
           <w:tcPr>
-            <w:tcW w:type="dxa" w:w="2436"/>
+            <w:tcW w:type="dxa" w:w="2160"/>
           </w:tcPr>
           <w:p>
             <w:r>
-              <w:rPr>
-                <w:sz w:val="17"/>
-              </w:rPr>
-            </w:r>
-            <w:r>
-              <w:rPr>
-                <w:sz w:val="17"/>
-              </w:rPr>
-              <w:t>Azure DevOps</w:t>
+              <w:t>GitLab</w:t>
             </w:r>
           </w:p>
         </w:tc>
         <w:tc>
           <w:tcPr>
-            <w:tcW w:type="dxa" w:w="2436"/>
+            <w:tcW w:type="dxa" w:w="2160"/>
           </w:tcPr>
           <w:p>
             <w:r>
-              <w:rPr>
-                <w:sz w:val="17"/>
-              </w:rPr>
-            </w:r>
-            <w:r>
-              <w:rPr>
-                <w:sz w:val="17"/>
-              </w:rPr>
               <w:t>GCO</w:t>
             </w:r>
           </w:p>
@@ -3896,76 +2302,40 @@
       <w:tr>
         <w:tc>
           <w:tcPr>
-            <w:tcW w:type="dxa" w:w="2436"/>
-            <w:shd w:val="clear" w:fill="EDF1F7"/>
+            <w:tcW w:type="dxa" w:w="2160"/>
           </w:tcPr>
           <w:p>
             <w:r>
-              <w:rPr>
-                <w:sz w:val="17"/>
-              </w:rPr>
-            </w:r>
-            <w:r>
-              <w:rPr>
-                <w:sz w:val="17"/>
-              </w:rPr>
-              <w:t>IMG-DEVOPS-03</w:t>
+              <w:t>IMG-GITLAB-03</w:t>
             </w:r>
           </w:p>
         </w:tc>
         <w:tc>
           <w:tcPr>
-            <w:tcW w:type="dxa" w:w="2436"/>
-            <w:shd w:val="clear" w:fill="EDF1F7"/>
+            <w:tcW w:type="dxa" w:w="2160"/>
           </w:tcPr>
           <w:p>
             <w:r>
-              <w:rPr>
-                <w:sz w:val="17"/>
-              </w:rPr>
-            </w:r>
-            <w:r>
-              <w:rPr>
-                <w:sz w:val="17"/>
-              </w:rPr>
-              <w:t>Tags/baselines (v0.1.0–v0.9.0)</w:t>
+              <w:t>Tags/baselines (v0.1.0–v0.9.0) + branches protegidas</w:t>
             </w:r>
           </w:p>
         </w:tc>
         <w:tc>
           <w:tcPr>
-            <w:tcW w:type="dxa" w:w="2436"/>
-            <w:shd w:val="clear" w:fill="EDF1F7"/>
+            <w:tcW w:type="dxa" w:w="2160"/>
           </w:tcPr>
           <w:p>
             <w:r>
-              <w:rPr>
-                <w:sz w:val="17"/>
-              </w:rPr>
-            </w:r>
-            <w:r>
-              <w:rPr>
-                <w:sz w:val="17"/>
-              </w:rPr>
-              <w:t>Azure DevOps</w:t>
+              <w:t>GitLab</w:t>
             </w:r>
           </w:p>
         </w:tc>
         <w:tc>
           <w:tcPr>
-            <w:tcW w:type="dxa" w:w="2436"/>
-            <w:shd w:val="clear" w:fill="EDF1F7"/>
+            <w:tcW w:type="dxa" w:w="2160"/>
           </w:tcPr>
           <w:p>
             <w:r>
-              <w:rPr>
-                <w:sz w:val="17"/>
-              </w:rPr>
-            </w:r>
-            <w:r>
-              <w:rPr>
-                <w:sz w:val="17"/>
-              </w:rPr>
               <w:t>GCO</w:t>
             </w:r>
           </w:p>
@@ -3974,72 +2344,40 @@
       <w:tr>
         <w:tc>
           <w:tcPr>
-            <w:tcW w:type="dxa" w:w="2436"/>
+            <w:tcW w:type="dxa" w:w="2160"/>
           </w:tcPr>
           <w:p>
             <w:r>
-              <w:rPr>
-                <w:sz w:val="17"/>
-              </w:rPr>
-            </w:r>
-            <w:r>
-              <w:rPr>
-                <w:sz w:val="17"/>
-              </w:rPr>
               <w:t>IMG-CI-01</w:t>
             </w:r>
           </w:p>
         </w:tc>
         <w:tc>
           <w:tcPr>
-            <w:tcW w:type="dxa" w:w="2436"/>
+            <w:tcW w:type="dxa" w:w="2160"/>
           </w:tcPr>
           <w:p>
             <w:r>
-              <w:rPr>
-                <w:sz w:val="17"/>
-              </w:rPr>
-            </w:r>
-            <w:r>
-              <w:rPr>
-                <w:sz w:val="17"/>
-              </w:rPr>
-              <w:t>Builds/pipelines (execução)</w:t>
+              <w:t>Pipelines GitLab CI (success) + gate JaCoCo 80%</w:t>
             </w:r>
           </w:p>
         </w:tc>
         <w:tc>
           <w:tcPr>
-            <w:tcW w:type="dxa" w:w="2436"/>
+            <w:tcW w:type="dxa" w:w="2160"/>
           </w:tcPr>
           <w:p>
             <w:r>
-              <w:rPr>
-                <w:sz w:val="17"/>
-              </w:rPr>
-            </w:r>
-            <w:r>
-              <w:rPr>
-                <w:sz w:val="17"/>
-              </w:rPr>
-              <w:t>Azure Pipelines</w:t>
+              <w:t>GitLab CI/CD</w:t>
             </w:r>
           </w:p>
         </w:tc>
         <w:tc>
           <w:tcPr>
-            <w:tcW w:type="dxa" w:w="2436"/>
+            <w:tcW w:type="dxa" w:w="2160"/>
           </w:tcPr>
           <w:p>
             <w:r>
-              <w:rPr>
-                <w:sz w:val="17"/>
-              </w:rPr>
-            </w:r>
-            <w:r>
-              <w:rPr>
-                <w:sz w:val="17"/>
-              </w:rPr>
               <w:t>RAC, REL-VV</w:t>
             </w:r>
           </w:p>
@@ -4048,76 +2386,40 @@
       <w:tr>
         <w:tc>
           <w:tcPr>
-            <w:tcW w:type="dxa" w:w="2436"/>
-            <w:shd w:val="clear" w:fill="EDF1F7"/>
+            <w:tcW w:type="dxa" w:w="2160"/>
           </w:tcPr>
           <w:p>
             <w:r>
-              <w:rPr>
-                <w:sz w:val="17"/>
-              </w:rPr>
-            </w:r>
-            <w:r>
-              <w:rPr>
-                <w:sz w:val="17"/>
-              </w:rPr>
               <w:t>IMG-CI-02</w:t>
             </w:r>
           </w:p>
         </w:tc>
         <w:tc>
           <w:tcPr>
-            <w:tcW w:type="dxa" w:w="2436"/>
-            <w:shd w:val="clear" w:fill="EDF1F7"/>
+            <w:tcW w:type="dxa" w:w="2160"/>
           </w:tcPr>
           <w:p>
             <w:r>
-              <w:rPr>
-                <w:sz w:val="17"/>
-              </w:rPr>
-            </w:r>
-            <w:r>
-              <w:rPr>
-                <w:sz w:val="17"/>
-              </w:rPr>
-              <w:t>Builds #52–#60 succeeded</w:t>
+              <w:t>Pipelines recentes succeeded (S9)</w:t>
             </w:r>
           </w:p>
         </w:tc>
         <w:tc>
           <w:tcPr>
-            <w:tcW w:type="dxa" w:w="2436"/>
-            <w:shd w:val="clear" w:fill="EDF1F7"/>
+            <w:tcW w:type="dxa" w:w="2160"/>
           </w:tcPr>
           <w:p>
             <w:r>
-              <w:rPr>
-                <w:sz w:val="17"/>
-              </w:rPr>
-            </w:r>
-            <w:r>
-              <w:rPr>
-                <w:sz w:val="17"/>
-              </w:rPr>
-              <w:t>Azure Pipelines</w:t>
+              <w:t>GitLab CI/CD</w:t>
             </w:r>
           </w:p>
         </w:tc>
         <w:tc>
           <w:tcPr>
-            <w:tcW w:type="dxa" w:w="2436"/>
-            <w:shd w:val="clear" w:fill="EDF1F7"/>
+            <w:tcW w:type="dxa" w:w="2160"/>
           </w:tcPr>
           <w:p>
             <w:r>
-              <w:rPr>
-                <w:sz w:val="17"/>
-              </w:rPr>
-            </w:r>
-            <w:r>
-              <w:rPr>
-                <w:sz w:val="17"/>
-              </w:rPr>
               <w:t>REL-VV</w:t>
             </w:r>
           </w:p>
@@ -4126,72 +2428,40 @@
       <w:tr>
         <w:tc>
           <w:tcPr>
-            <w:tcW w:type="dxa" w:w="2436"/>
+            <w:tcW w:type="dxa" w:w="2160"/>
           </w:tcPr>
           <w:p>
             <w:r>
-              <w:rPr>
-                <w:sz w:val="17"/>
-              </w:rPr>
-            </w:r>
-            <w:r>
-              <w:rPr>
-                <w:sz w:val="17"/>
-              </w:rPr>
               <w:t>IMG-CI-03</w:t>
             </w:r>
           </w:p>
         </w:tc>
         <w:tc>
           <w:tcPr>
-            <w:tcW w:type="dxa" w:w="2436"/>
+            <w:tcW w:type="dxa" w:w="2160"/>
           </w:tcPr>
           <w:p>
             <w:r>
-              <w:rPr>
-                <w:sz w:val="17"/>
-              </w:rPr>
-            </w:r>
-            <w:r>
-              <w:rPr>
-                <w:sz w:val="17"/>
-              </w:rPr>
               <w:t>Relatório de cobertura JaCoCo</w:t>
             </w:r>
           </w:p>
         </w:tc>
         <w:tc>
           <w:tcPr>
-            <w:tcW w:type="dxa" w:w="2436"/>
+            <w:tcW w:type="dxa" w:w="2160"/>
           </w:tcPr>
           <w:p>
             <w:r>
-              <w:rPr>
-                <w:sz w:val="17"/>
-              </w:rPr>
-            </w:r>
-            <w:r>
-              <w:rPr>
-                <w:sz w:val="17"/>
-              </w:rPr>
-              <w:t>Azure Pipelines</w:t>
+              <w:t>GitLab CI/CD artifacts</w:t>
             </w:r>
           </w:p>
         </w:tc>
         <w:tc>
           <w:tcPr>
-            <w:tcW w:type="dxa" w:w="2436"/>
+            <w:tcW w:type="dxa" w:w="2160"/>
           </w:tcPr>
           <w:p>
             <w:r>
-              <w:rPr>
-                <w:sz w:val="17"/>
-              </w:rPr>
-            </w:r>
-            <w:r>
-              <w:rPr>
-                <w:sz w:val="17"/>
-              </w:rPr>
               <w:t>MED</w:t>
             </w:r>
           </w:p>
@@ -4200,76 +2470,40 @@
       <w:tr>
         <w:tc>
           <w:tcPr>
-            <w:tcW w:type="dxa" w:w="2436"/>
-            <w:shd w:val="clear" w:fill="EDF1F7"/>
+            <w:tcW w:type="dxa" w:w="2160"/>
           </w:tcPr>
           <w:p>
             <w:r>
-              <w:rPr>
-                <w:sz w:val="17"/>
-              </w:rPr>
-            </w:r>
-            <w:r>
-              <w:rPr>
-                <w:sz w:val="17"/>
-              </w:rPr>
               <w:t>IMG-CI-04</w:t>
             </w:r>
           </w:p>
         </w:tc>
         <w:tc>
           <w:tcPr>
-            <w:tcW w:type="dxa" w:w="2436"/>
-            <w:shd w:val="clear" w:fill="EDF1F7"/>
+            <w:tcW w:type="dxa" w:w="2160"/>
           </w:tcPr>
           <w:p>
             <w:r>
-              <w:rPr>
-                <w:sz w:val="17"/>
-              </w:rPr>
-            </w:r>
-            <w:r>
-              <w:rPr>
-                <w:sz w:val="17"/>
-              </w:rPr>
               <w:t>Estágios do pipeline (Test→Build)</w:t>
             </w:r>
           </w:p>
         </w:tc>
         <w:tc>
           <w:tcPr>
-            <w:tcW w:type="dxa" w:w="2436"/>
-            <w:shd w:val="clear" w:fill="EDF1F7"/>
+            <w:tcW w:type="dxa" w:w="2160"/>
           </w:tcPr>
           <w:p>
             <w:r>
-              <w:rPr>
-                <w:sz w:val="17"/>
-              </w:rPr>
-            </w:r>
-            <w:r>
-              <w:rPr>
-                <w:sz w:val="17"/>
-              </w:rPr>
-              <w:t>Azure Pipelines</w:t>
+              <w:t>GitLab CI/CD</w:t>
             </w:r>
           </w:p>
         </w:tc>
         <w:tc>
           <w:tcPr>
-            <w:tcW w:type="dxa" w:w="2436"/>
-            <w:shd w:val="clear" w:fill="EDF1F7"/>
+            <w:tcW w:type="dxa" w:w="2160"/>
           </w:tcPr>
           <w:p>
             <w:r>
-              <w:rPr>
-                <w:sz w:val="17"/>
-              </w:rPr>
-            </w:r>
-            <w:r>
-              <w:rPr>
-                <w:sz w:val="17"/>
-              </w:rPr>
               <w:t>ITP</w:t>
             </w:r>
           </w:p>
@@ -4278,72 +2512,40 @@
       <w:tr>
         <w:tc>
           <w:tcPr>
-            <w:tcW w:type="dxa" w:w="2436"/>
+            <w:tcW w:type="dxa" w:w="2160"/>
           </w:tcPr>
           <w:p>
             <w:r>
-              <w:rPr>
-                <w:sz w:val="17"/>
-              </w:rPr>
-            </w:r>
-            <w:r>
-              <w:rPr>
-                <w:sz w:val="17"/>
-              </w:rPr>
               <w:t>IMG-SWAGGER-01</w:t>
             </w:r>
           </w:p>
         </w:tc>
         <w:tc>
           <w:tcPr>
-            <w:tcW w:type="dxa" w:w="2436"/>
+            <w:tcW w:type="dxa" w:w="2160"/>
           </w:tcPr>
           <w:p>
             <w:r>
-              <w:rPr>
-                <w:sz w:val="17"/>
-              </w:rPr>
-            </w:r>
-            <w:r>
-              <w:rPr>
-                <w:sz w:val="17"/>
-              </w:rPr>
               <w:t>Swagger UI da API</w:t>
             </w:r>
           </w:p>
         </w:tc>
         <w:tc>
           <w:tcPr>
-            <w:tcW w:type="dxa" w:w="2436"/>
+            <w:tcW w:type="dxa" w:w="2160"/>
           </w:tcPr>
           <w:p>
             <w:r>
-              <w:rPr>
-                <w:sz w:val="17"/>
-              </w:rPr>
-            </w:r>
-            <w:r>
-              <w:rPr>
-                <w:sz w:val="17"/>
-              </w:rPr>
               <w:t>API (springdoc)</w:t>
             </w:r>
           </w:p>
         </w:tc>
         <w:tc>
           <w:tcPr>
-            <w:tcW w:type="dxa" w:w="2436"/>
+            <w:tcW w:type="dxa" w:w="2160"/>
           </w:tcPr>
           <w:p>
             <w:r>
-              <w:rPr>
-                <w:sz w:val="17"/>
-              </w:rPr>
-            </w:r>
-            <w:r>
-              <w:rPr>
-                <w:sz w:val="17"/>
-              </w:rPr>
               <w:t>PCP</w:t>
             </w:r>
           </w:p>
@@ -4352,76 +2554,40 @@
       <w:tr>
         <w:tc>
           <w:tcPr>
-            <w:tcW w:type="dxa" w:w="2436"/>
-            <w:shd w:val="clear" w:fill="EDF1F7"/>
+            <w:tcW w:type="dxa" w:w="2160"/>
           </w:tcPr>
           <w:p>
             <w:r>
-              <w:rPr>
-                <w:sz w:val="17"/>
-              </w:rPr>
-            </w:r>
-            <w:r>
-              <w:rPr>
-                <w:sz w:val="17"/>
-              </w:rPr>
               <w:t>IMG-ARQ-01</w:t>
             </w:r>
           </w:p>
         </w:tc>
         <w:tc>
           <w:tcPr>
-            <w:tcW w:type="dxa" w:w="2436"/>
-            <w:shd w:val="clear" w:fill="EDF1F7"/>
+            <w:tcW w:type="dxa" w:w="2160"/>
           </w:tcPr>
           <w:p>
             <w:r>
-              <w:rPr>
-                <w:sz w:val="17"/>
-              </w:rPr>
-            </w:r>
-            <w:r>
-              <w:rPr>
-                <w:sz w:val="17"/>
-              </w:rPr>
               <w:t>Diagrama de arquitetura da solução (3 serviços)</w:t>
             </w:r>
           </w:p>
         </w:tc>
         <w:tc>
           <w:tcPr>
-            <w:tcW w:type="dxa" w:w="2436"/>
-            <w:shd w:val="clear" w:fill="EDF1F7"/>
+            <w:tcW w:type="dxa" w:w="2160"/>
           </w:tcPr>
           <w:p>
             <w:r>
-              <w:rPr>
-                <w:sz w:val="17"/>
-              </w:rPr>
-            </w:r>
-            <w:r>
-              <w:rPr>
-                <w:sz w:val="17"/>
-              </w:rPr>
               <w:t>Design Review / doc de arquitetura</w:t>
             </w:r>
           </w:p>
         </w:tc>
         <w:tc>
           <w:tcPr>
-            <w:tcW w:type="dxa" w:w="2436"/>
-            <w:shd w:val="clear" w:fill="EDF1F7"/>
+            <w:tcW w:type="dxa" w:w="2160"/>
           </w:tcPr>
           <w:p>
             <w:r>
-              <w:rPr>
-                <w:sz w:val="17"/>
-              </w:rPr>
-            </w:r>
-            <w:r>
-              <w:rPr>
-                <w:sz w:val="17"/>
-              </w:rPr>
               <w:t>ATA-002</w:t>
             </w:r>
           </w:p>
@@ -4430,72 +2596,40 @@
       <w:tr>
         <w:tc>
           <w:tcPr>
-            <w:tcW w:type="dxa" w:w="2436"/>
+            <w:tcW w:type="dxa" w:w="2160"/>
           </w:tcPr>
           <w:p>
             <w:r>
-              <w:rPr>
-                <w:sz w:val="17"/>
-              </w:rPr>
-            </w:r>
-            <w:r>
-              <w:rPr>
-                <w:sz w:val="17"/>
-              </w:rPr>
               <w:t>IMG-QA-01</w:t>
             </w:r>
           </w:p>
         </w:tc>
         <w:tc>
           <w:tcPr>
-            <w:tcW w:type="dxa" w:w="2436"/>
+            <w:tcW w:type="dxa" w:w="2160"/>
           </w:tcPr>
           <w:p>
             <w:r>
-              <w:rPr>
-                <w:sz w:val="17"/>
-              </w:rPr>
-            </w:r>
-            <w:r>
-              <w:rPr>
-                <w:sz w:val="17"/>
-              </w:rPr>
               <w:t>Evidência de teste manual — auth (register/login)</w:t>
             </w:r>
           </w:p>
         </w:tc>
         <w:tc>
           <w:tcPr>
-            <w:tcW w:type="dxa" w:w="2436"/>
+            <w:tcW w:type="dxa" w:w="2160"/>
           </w:tcPr>
           <w:p>
             <w:r>
-              <w:rPr>
-                <w:sz w:val="17"/>
-              </w:rPr>
-            </w:r>
-            <w:r>
-              <w:rPr>
-                <w:sz w:val="17"/>
-              </w:rPr>
               <w:t>QA (homologação)</w:t>
             </w:r>
           </w:p>
         </w:tc>
         <w:tc>
           <w:tcPr>
-            <w:tcW w:type="dxa" w:w="2436"/>
+            <w:tcW w:type="dxa" w:w="2160"/>
           </w:tcPr>
           <w:p>
             <w:r>
-              <w:rPr>
-                <w:sz w:val="17"/>
-              </w:rPr>
-            </w:r>
-            <w:r>
-              <w:rPr>
-                <w:sz w:val="17"/>
-              </w:rPr>
               <w:t>CTQ</w:t>
             </w:r>
           </w:p>
@@ -4504,76 +2638,40 @@
       <w:tr>
         <w:tc>
           <w:tcPr>
-            <w:tcW w:type="dxa" w:w="2436"/>
-            <w:shd w:val="clear" w:fill="EDF1F7"/>
+            <w:tcW w:type="dxa" w:w="2160"/>
           </w:tcPr>
           <w:p>
             <w:r>
-              <w:rPr>
-                <w:sz w:val="17"/>
-              </w:rPr>
-            </w:r>
-            <w:r>
-              <w:rPr>
-                <w:sz w:val="17"/>
-              </w:rPr>
               <w:t>IMG-QA-02</w:t>
             </w:r>
           </w:p>
         </w:tc>
         <w:tc>
           <w:tcPr>
-            <w:tcW w:type="dxa" w:w="2436"/>
-            <w:shd w:val="clear" w:fill="EDF1F7"/>
+            <w:tcW w:type="dxa" w:w="2160"/>
           </w:tcPr>
           <w:p>
             <w:r>
-              <w:rPr>
-                <w:sz w:val="17"/>
-              </w:rPr>
-            </w:r>
-            <w:r>
-              <w:rPr>
-                <w:sz w:val="17"/>
-              </w:rPr>
               <w:t>Evidência de teste manual — busca de voos</w:t>
             </w:r>
           </w:p>
         </w:tc>
         <w:tc>
           <w:tcPr>
-            <w:tcW w:type="dxa" w:w="2436"/>
-            <w:shd w:val="clear" w:fill="EDF1F7"/>
+            <w:tcW w:type="dxa" w:w="2160"/>
           </w:tcPr>
           <w:p>
             <w:r>
-              <w:rPr>
-                <w:sz w:val="17"/>
-              </w:rPr>
-            </w:r>
-            <w:r>
-              <w:rPr>
-                <w:sz w:val="17"/>
-              </w:rPr>
               <w:t>QA (homologação)</w:t>
             </w:r>
           </w:p>
         </w:tc>
         <w:tc>
           <w:tcPr>
-            <w:tcW w:type="dxa" w:w="2436"/>
-            <w:shd w:val="clear" w:fill="EDF1F7"/>
+            <w:tcW w:type="dxa" w:w="2160"/>
           </w:tcPr>
           <w:p>
             <w:r>
-              <w:rPr>
-                <w:sz w:val="17"/>
-              </w:rPr>
-            </w:r>
-            <w:r>
-              <w:rPr>
-                <w:sz w:val="17"/>
-              </w:rPr>
               <w:t>CTQ</w:t>
             </w:r>
           </w:p>
@@ -4582,72 +2680,40 @@
       <w:tr>
         <w:tc>
           <w:tcPr>
-            <w:tcW w:type="dxa" w:w="2436"/>
+            <w:tcW w:type="dxa" w:w="2160"/>
           </w:tcPr>
           <w:p>
             <w:r>
-              <w:rPr>
-                <w:sz w:val="17"/>
-              </w:rPr>
-            </w:r>
-            <w:r>
-              <w:rPr>
-                <w:sz w:val="17"/>
-              </w:rPr>
               <w:t>IMG-QA-03</w:t>
             </w:r>
           </w:p>
         </w:tc>
         <w:tc>
           <w:tcPr>
-            <w:tcW w:type="dxa" w:w="2436"/>
+            <w:tcW w:type="dxa" w:w="2160"/>
           </w:tcPr>
           <w:p>
             <w:r>
-              <w:rPr>
-                <w:sz w:val="17"/>
-              </w:rPr>
-            </w:r>
-            <w:r>
-              <w:rPr>
-                <w:sz w:val="17"/>
-              </w:rPr>
               <w:t>Evidência de teste manual — logout/blacklist</w:t>
             </w:r>
           </w:p>
         </w:tc>
         <w:tc>
           <w:tcPr>
-            <w:tcW w:type="dxa" w:w="2436"/>
+            <w:tcW w:type="dxa" w:w="2160"/>
           </w:tcPr>
           <w:p>
             <w:r>
-              <w:rPr>
-                <w:sz w:val="17"/>
-              </w:rPr>
-            </w:r>
-            <w:r>
-              <w:rPr>
-                <w:sz w:val="17"/>
-              </w:rPr>
               <w:t>QA (homologação)</w:t>
             </w:r>
           </w:p>
         </w:tc>
         <w:tc>
           <w:tcPr>
-            <w:tcW w:type="dxa" w:w="2436"/>
+            <w:tcW w:type="dxa" w:w="2160"/>
           </w:tcPr>
           <w:p>
             <w:r>
-              <w:rPr>
-                <w:sz w:val="17"/>
-              </w:rPr>
-            </w:r>
-            <w:r>
-              <w:rPr>
-                <w:sz w:val="17"/>
-              </w:rPr>
               <w:t>CTQ</w:t>
             </w:r>
           </w:p>
@@ -4656,76 +2722,40 @@
       <w:tr>
         <w:tc>
           <w:tcPr>
-            <w:tcW w:type="dxa" w:w="2436"/>
-            <w:shd w:val="clear" w:fill="EDF1F7"/>
+            <w:tcW w:type="dxa" w:w="2160"/>
           </w:tcPr>
           <w:p>
             <w:r>
-              <w:rPr>
-                <w:sz w:val="17"/>
-              </w:rPr>
-            </w:r>
-            <w:r>
-              <w:rPr>
-                <w:sz w:val="17"/>
-              </w:rPr>
               <w:t>IMG-QA-04</w:t>
             </w:r>
           </w:p>
         </w:tc>
         <w:tc>
           <w:tcPr>
-            <w:tcW w:type="dxa" w:w="2436"/>
-            <w:shd w:val="clear" w:fill="EDF1F7"/>
+            <w:tcW w:type="dxa" w:w="2160"/>
           </w:tcPr>
           <w:p>
             <w:r>
-              <w:rPr>
-                <w:sz w:val="17"/>
-              </w:rPr>
-            </w:r>
-            <w:r>
-              <w:rPr>
-                <w:sz w:val="17"/>
-              </w:rPr>
               <w:t>Evidência de teste manual — filtros avançados (S9)</w:t>
             </w:r>
           </w:p>
         </w:tc>
         <w:tc>
           <w:tcPr>
-            <w:tcW w:type="dxa" w:w="2436"/>
-            <w:shd w:val="clear" w:fill="EDF1F7"/>
+            <w:tcW w:type="dxa" w:w="2160"/>
           </w:tcPr>
           <w:p>
             <w:r>
-              <w:rPr>
-                <w:sz w:val="17"/>
-              </w:rPr>
-            </w:r>
-            <w:r>
-              <w:rPr>
-                <w:sz w:val="17"/>
-              </w:rPr>
               <w:t>QA (homologação)</w:t>
             </w:r>
           </w:p>
         </w:tc>
         <w:tc>
           <w:tcPr>
-            <w:tcW w:type="dxa" w:w="2436"/>
-            <w:shd w:val="clear" w:fill="EDF1F7"/>
+            <w:tcW w:type="dxa" w:w="2160"/>
           </w:tcPr>
           <w:p>
             <w:r>
-              <w:rPr>
-                <w:sz w:val="17"/>
-              </w:rPr>
-            </w:r>
-            <w:r>
-              <w:rPr>
-                <w:sz w:val="17"/>
-              </w:rPr>
               <w:t>CTQ</w:t>
             </w:r>
           </w:p>
@@ -4734,72 +2764,40 @@
       <w:tr>
         <w:tc>
           <w:tcPr>
-            <w:tcW w:type="dxa" w:w="2436"/>
+            <w:tcW w:type="dxa" w:w="2160"/>
           </w:tcPr>
           <w:p>
             <w:r>
-              <w:rPr>
-                <w:sz w:val="17"/>
-              </w:rPr>
-            </w:r>
-            <w:r>
-              <w:rPr>
-                <w:sz w:val="17"/>
-              </w:rPr>
               <w:t>IMG-QA-05</w:t>
             </w:r>
           </w:p>
         </w:tc>
         <w:tc>
           <w:tcPr>
-            <w:tcW w:type="dxa" w:w="2436"/>
+            <w:tcW w:type="dxa" w:w="2160"/>
           </w:tcPr>
           <w:p>
             <w:r>
-              <w:rPr>
-                <w:sz w:val="17"/>
-              </w:rPr>
-            </w:r>
-            <w:r>
-              <w:rPr>
-                <w:sz w:val="17"/>
-              </w:rPr>
               <w:t>Evidência de teste manual — airport ILIKE (S9)</w:t>
             </w:r>
           </w:p>
         </w:tc>
         <w:tc>
           <w:tcPr>
-            <w:tcW w:type="dxa" w:w="2436"/>
+            <w:tcW w:type="dxa" w:w="2160"/>
           </w:tcPr>
           <w:p>
             <w:r>
-              <w:rPr>
-                <w:sz w:val="17"/>
-              </w:rPr>
-            </w:r>
-            <w:r>
-              <w:rPr>
-                <w:sz w:val="17"/>
-              </w:rPr>
               <w:t>QA (homologação)</w:t>
             </w:r>
           </w:p>
         </w:tc>
         <w:tc>
           <w:tcPr>
-            <w:tcW w:type="dxa" w:w="2436"/>
+            <w:tcW w:type="dxa" w:w="2160"/>
           </w:tcPr>
           <w:p>
             <w:r>
-              <w:rPr>
-                <w:sz w:val="17"/>
-              </w:rPr>
-            </w:r>
-            <w:r>
-              <w:rPr>
-                <w:sz w:val="17"/>
-              </w:rPr>
               <w:t>CTQ</w:t>
             </w:r>
           </w:p>
@@ -4808,94 +2806,52 @@
       <w:tr>
         <w:tc>
           <w:tcPr>
-            <w:tcW w:type="dxa" w:w="2436"/>
-            <w:shd w:val="clear" w:fill="EDF1F7"/>
+            <w:tcW w:type="dxa" w:w="2160"/>
           </w:tcPr>
           <w:p>
             <w:r>
-              <w:rPr>
-                <w:sz w:val="17"/>
-              </w:rPr>
-            </w:r>
-            <w:r>
-              <w:rPr>
-                <w:sz w:val="17"/>
-              </w:rPr>
               <w:t>IMG-QA-06</w:t>
             </w:r>
           </w:p>
         </w:tc>
         <w:tc>
           <w:tcPr>
-            <w:tcW w:type="dxa" w:w="2436"/>
-            <w:shd w:val="clear" w:fill="EDF1F7"/>
+            <w:tcW w:type="dxa" w:w="2160"/>
           </w:tcPr>
           <w:p>
             <w:r>
-              <w:rPr>
-                <w:sz w:val="17"/>
-              </w:rPr>
-            </w:r>
-            <w:r>
-              <w:rPr>
-                <w:sz w:val="17"/>
-              </w:rPr>
               <w:t>Evidência de teste manual — export CSV (S9)</w:t>
             </w:r>
           </w:p>
         </w:tc>
         <w:tc>
           <w:tcPr>
-            <w:tcW w:type="dxa" w:w="2436"/>
-            <w:shd w:val="clear" w:fill="EDF1F7"/>
+            <w:tcW w:type="dxa" w:w="2160"/>
           </w:tcPr>
           <w:p>
             <w:r>
-              <w:rPr>
-                <w:sz w:val="17"/>
-              </w:rPr>
-            </w:r>
-            <w:r>
-              <w:rPr>
-                <w:sz w:val="17"/>
-              </w:rPr>
               <w:t>QA (homologação)</w:t>
             </w:r>
           </w:p>
         </w:tc>
         <w:tc>
           <w:tcPr>
-            <w:tcW w:type="dxa" w:w="2436"/>
-            <w:shd w:val="clear" w:fill="EDF1F7"/>
+            <w:tcW w:type="dxa" w:w="2160"/>
           </w:tcPr>
           <w:p>
             <w:r>
-              <w:rPr>
-                <w:sz w:val="17"/>
-              </w:rPr>
-            </w:r>
-            <w:r>
-              <w:rPr>
-                <w:sz w:val="17"/>
-              </w:rPr>
               <w:t>CTQ</w:t>
             </w:r>
           </w:p>
         </w:tc>
       </w:tr>
     </w:tbl>
+    <w:p/>
     <w:p>
       <w:pPr>
-        <w:pBdr>
-          <w:bottom w:val="single" w:sz="6" w:space="3" w:color="1F3B73"/>
-        </w:pBdr>
+        <w:pStyle w:val="Heading2"/>
       </w:pPr>
       <w:r>
-        <w:rPr>
-          <w:b/>
-          <w:color w:val="1F3B73"/>
-          <w:sz w:val="27"/>
-        </w:rPr>
         <w:t>4. Observações de classificação</w:t>
       </w:r>
     </w:p>
@@ -4915,8 +2871,6 @@
       <w:r>
         <w:rPr>
           <w:rFonts w:ascii="Consolas" w:hAnsi="Consolas"/>
-          <w:color w:val="444444"/>
-          <w:sz w:val="18"/>
         </w:rPr>
         <w:t>.md</w:t>
       </w:r>
@@ -4926,8 +2880,6 @@
       <w:r>
         <w:rPr>
           <w:rFonts w:ascii="Consolas" w:hAnsi="Consolas"/>
-          <w:color w:val="444444"/>
-          <w:sz w:val="18"/>
         </w:rPr>
         <w:t>.docx</w:t>
       </w:r>
@@ -4951,8 +2903,6 @@
       <w:r>
         <w:rPr>
           <w:rFonts w:ascii="Consolas" w:hAnsi="Consolas"/>
-          <w:color w:val="444444"/>
-          <w:sz w:val="18"/>
         </w:rPr>
         <w:t>develop</w:t>
       </w:r>
@@ -4962,8 +2912,6 @@
       <w:r>
         <w:rPr>
           <w:rFonts w:ascii="Consolas" w:hAnsi="Consolas"/>
-          <w:color w:val="444444"/>
-          <w:sz w:val="18"/>
         </w:rPr>
         <w:t>develop→homolog→main</w:t>
       </w:r>
@@ -4982,8 +2930,6 @@
       <w:r>
         <w:rPr>
           <w:rFonts w:ascii="Consolas" w:hAnsi="Consolas"/>
-          <w:color w:val="444444"/>
-          <w:sz w:val="18"/>
         </w:rPr>
         <w:t>main</w:t>
       </w:r>
@@ -4997,13 +2943,11 @@
         <w:t>Entregues (released em `main`)</w:t>
       </w:r>
       <w:r>
-        <w:t xml:space="preserve">, como os demais RFs. </w:t>
+        <w:t xml:space="preserve">. </w:t>
       </w:r>
       <w:r>
         <w:rPr>
           <w:rFonts w:ascii="Consolas" w:hAnsi="Consolas"/>
-          <w:color w:val="444444"/>
-          <w:sz w:val="18"/>
         </w:rPr>
         <w:t>main</w:t>
       </w:r>
@@ -5032,7 +2976,7 @@
         <w:rPr>
           <w:b/>
         </w:rPr>
-        <w:t>PR #29 ativo</w:t>
+        <w:t>api !15 ativo</w:t>
       </w:r>
       <w:r>
         <w:t>, ainda não mergeada.</w:t>
@@ -5046,90 +2990,86 @@
         <w:rPr>
           <w:b/>
         </w:rPr>
-        <w:t>Revisão de PR:</w:t>
+        <w:t>Revisão de MR (26/06/2026):</w:t>
       </w:r>
       <w:r>
-        <w:t xml:space="preserve"> registrada em GCO, GQA e REV — os </w:t>
+        <w:t xml:space="preserve"> todos os </w:t>
       </w:r>
       <w:r>
         <w:rPr>
           <w:b/>
         </w:rPr>
-        <w:t>6 PRs da S9</w:t>
+        <w:t>37 MRs</w:t>
       </w:r>
       <w:r>
-        <w:t xml:space="preserve"> (#11/#12/#28/#21/#22/#27) estão </w:t>
+        <w:t xml:space="preserve"> possuem </w:t>
       </w:r>
       <w:r>
         <w:rPr>
           <w:b/>
         </w:rPr>
-        <w:t>concluídos COM revisor</w:t>
+        <w:t>exatamente 2 revisores aprovados</w:t>
       </w:r>
       <w:r>
-        <w:t xml:space="preserve"> — Tech Lead </w:t>
+        <w:t xml:space="preserve"> (verificado via SQL </w:t>
+      </w:r>
+      <w:r>
+        <w:rPr>
+          <w:rFonts w:ascii="Consolas" w:hAnsi="Consolas"/>
+        </w:rPr>
+        <w:t>merge_request_reviewers</w:t>
+      </w:r>
+      <w:r>
+        <w:t xml:space="preserve"> — 0 linhas com contagem ≠ 2). Meta "MRs sem revisor = 0" — </w:t>
       </w:r>
       <w:r>
         <w:rPr>
           <w:b/>
         </w:rPr>
-        <w:t>Cézar Velazquez</w:t>
+        <w:t>Cumprida</w:t>
       </w:r>
       <w:r>
-        <w:t xml:space="preserve"> (no Azure sob a conta legada </w:t>
-      </w:r>
-      <w:r>
-        <w:rPr>
-          <w:rFonts w:ascii="Consolas" w:hAnsi="Consolas"/>
-          <w:color w:val="444444"/>
-          <w:sz w:val="18"/>
-        </w:rPr>
-        <w:t>Mateus Veloso</w:t>
-      </w:r>
-      <w:r>
-        <w:t xml:space="preserve">, Approved/vote 10); os </w:t>
+        <w:t xml:space="preserve">. O </w:t>
       </w:r>
       <w:r>
         <w:rPr>
           <w:b/>
         </w:rPr>
-        <w:t>22 PRs históricos S1–S8</w:t>
+        <w:t>api !15 (MF-73)</w:t>
       </w:r>
       <w:r>
-        <w:t xml:space="preserve"> não têm revisor registrado na API (integração retroativa, imutáveis, ressalva); o </w:t>
-      </w:r>
-      <w:r>
-        <w:rPr>
-          <w:b/>
-        </w:rPr>
-        <w:t>PR #29 (MF-73)</w:t>
-      </w:r>
-      <w:r>
-        <w:t xml:space="preserve"> está ativo, </w:t>
-      </w:r>
-      <w:r>
-        <w:rPr>
-          <w:b/>
-        </w:rPr>
-        <w:t>aprovado pelo Tech Lead Cézar Velazquez na conta própria dele no Azure DevOps (Approved/vote 10)</w:t>
-      </w:r>
-      <w:r>
-        <w:t xml:space="preserve">, aguardando merge. Em 15/06/2026 foi ativada </w:t>
-      </w:r>
-      <w:r>
-        <w:rPr>
-          <w:b/>
-        </w:rPr>
-        <w:t>branch policy</w:t>
-      </w:r>
-      <w:r>
-        <w:t xml:space="preserve"> exigindo ≥1 revisor em </w:t>
+        <w:t xml:space="preserve"> está ativo, aprovado por cezar.velazquez + lucas.batista, aguardando merge. Proteção de branch (</w:t>
       </w:r>
       <w:r>
         <w:rPr>
           <w:rFonts w:ascii="Consolas" w:hAnsi="Consolas"/>
-          <w:color w:val="444444"/>
-          <w:sz w:val="18"/>
+        </w:rPr>
+        <w:t>push=No one</w:t>
+      </w:r>
+      <w:r>
+        <w:t xml:space="preserve">) ativa em </w:t>
+      </w:r>
+      <w:r>
+        <w:rPr>
+          <w:rFonts w:ascii="Consolas" w:hAnsi="Consolas"/>
+        </w:rPr>
+        <w:t>main</w:t>
+      </w:r>
+      <w:r>
+        <w:t>/</w:t>
+      </w:r>
+      <w:r>
+        <w:rPr>
+          <w:rFonts w:ascii="Consolas" w:hAnsi="Consolas"/>
+        </w:rPr>
+        <w:t>homolog</w:t>
+      </w:r>
+      <w:r>
+        <w:t>/</w:t>
+      </w:r>
+      <w:r>
+        <w:rPr>
+          <w:rFonts w:ascii="Consolas" w:hAnsi="Consolas"/>
         </w:rPr>
         <w:t>develop</w:t>
       </w:r>
@@ -5143,21 +3083,14 @@
         <w:t>MF-73</w:t>
       </w:r>
       <w:r>
-        <w:t xml:space="preserve"> criado (padronização de BD). MF-45 corrigido (V7→V4). Intake MF-72 alinhado à fonte da verdade.</w:t>
+        <w:t xml:space="preserve"> em andamento.</w:t>
       </w:r>
     </w:p>
     <w:p>
       <w:pPr>
-        <w:pBdr>
-          <w:bottom w:val="single" w:sz="6" w:space="3" w:color="1F3B73"/>
-        </w:pBdr>
+        <w:pStyle w:val="Heading2"/>
       </w:pPr>
       <w:r>
-        <w:rPr>
-          <w:b/>
-          <w:color w:val="1F3B73"/>
-          <w:sz w:val="27"/>
-        </w:rPr>
         <w:t>Histórico de revisões</w:t>
       </w:r>
     </w:p>
@@ -5165,28 +3098,23 @@
       <w:tblPr>
         <w:tblStyle w:val="TableGrid"/>
         <w:tblW w:type="auto" w:w="0"/>
-        <w:jc w:val="center"/>
         <w:tblLook w:firstColumn="1" w:firstRow="1" w:lastColumn="0" w:lastRow="0" w:noHBand="0" w:noVBand="1" w:val="04A0"/>
       </w:tblPr>
       <w:tblGrid>
-        <w:gridCol w:w="2436"/>
-        <w:gridCol w:w="2436"/>
-        <w:gridCol w:w="2436"/>
-        <w:gridCol w:w="2436"/>
+        <w:gridCol w:w="2160"/>
+        <w:gridCol w:w="2160"/>
+        <w:gridCol w:w="2160"/>
+        <w:gridCol w:w="2160"/>
       </w:tblGrid>
       <w:tr>
         <w:tc>
           <w:tcPr>
-            <w:tcW w:type="dxa" w:w="2436"/>
-            <w:shd w:val="clear" w:fill="1F3B73"/>
+            <w:tcW w:type="dxa" w:w="2160"/>
           </w:tcPr>
           <w:p>
-            <w:r/>
             <w:r>
               <w:rPr>
                 <w:b/>
-                <w:color w:val="FFFFFF"/>
-                <w:sz w:val="18"/>
               </w:rPr>
               <w:t>Versão</w:t>
             </w:r>
@@ -5194,16 +3122,12 @@
         </w:tc>
         <w:tc>
           <w:tcPr>
-            <w:tcW w:type="dxa" w:w="2436"/>
-            <w:shd w:val="clear" w:fill="1F3B73"/>
+            <w:tcW w:type="dxa" w:w="2160"/>
           </w:tcPr>
           <w:p>
-            <w:r/>
             <w:r>
               <w:rPr>
                 <w:b/>
-                <w:color w:val="FFFFFF"/>
-                <w:sz w:val="18"/>
               </w:rPr>
               <w:t>Data</w:t>
             </w:r>
@@ -5211,16 +3135,12 @@
         </w:tc>
         <w:tc>
           <w:tcPr>
-            <w:tcW w:type="dxa" w:w="2436"/>
-            <w:shd w:val="clear" w:fill="1F3B73"/>
+            <w:tcW w:type="dxa" w:w="2160"/>
           </w:tcPr>
           <w:p>
-            <w:r/>
             <w:r>
               <w:rPr>
                 <w:b/>
-                <w:color w:val="FFFFFF"/>
-                <w:sz w:val="18"/>
               </w:rPr>
               <w:t>Autor</w:t>
             </w:r>
@@ -5228,16 +3148,12 @@
         </w:tc>
         <w:tc>
           <w:tcPr>
-            <w:tcW w:type="dxa" w:w="2436"/>
-            <w:shd w:val="clear" w:fill="1F3B73"/>
+            <w:tcW w:type="dxa" w:w="2160"/>
           </w:tcPr>
           <w:p>
-            <w:r/>
             <w:r>
               <w:rPr>
                 <w:b/>
-                <w:color w:val="FFFFFF"/>
-                <w:sz w:val="18"/>
               </w:rPr>
               <w:t>Descrição</w:t>
             </w:r>
@@ -5247,81 +3163,134 @@
       <w:tr>
         <w:tc>
           <w:tcPr>
-            <w:tcW w:type="dxa" w:w="2436"/>
+            <w:tcW w:type="dxa" w:w="2160"/>
           </w:tcPr>
           <w:p>
             <w:r>
-              <w:rPr>
-                <w:sz w:val="17"/>
-              </w:rPr>
-            </w:r>
-            <w:r>
-              <w:rPr>
-                <w:sz w:val="17"/>
-              </w:rPr>
               <w:t>1.0</w:t>
             </w:r>
           </w:p>
         </w:tc>
         <w:tc>
           <w:tcPr>
-            <w:tcW w:type="dxa" w:w="2436"/>
+            <w:tcW w:type="dxa" w:w="2160"/>
           </w:tcPr>
           <w:p>
             <w:r>
-              <w:rPr>
-                <w:sz w:val="17"/>
-              </w:rPr>
-            </w:r>
-            <w:r>
-              <w:rPr>
-                <w:sz w:val="17"/>
-              </w:rPr>
               <w:t>15/06/2026</w:t>
             </w:r>
           </w:p>
         </w:tc>
         <w:tc>
           <w:tcPr>
-            <w:tcW w:type="dxa" w:w="2436"/>
+            <w:tcW w:type="dxa" w:w="2160"/>
           </w:tcPr>
           <w:p>
             <w:r>
-              <w:rPr>
-                <w:sz w:val="17"/>
-              </w:rPr>
-            </w:r>
-            <w:r>
-              <w:rPr>
-                <w:sz w:val="17"/>
-              </w:rPr>
               <w:t>Time de Melhoria Contínua</w:t>
             </w:r>
           </w:p>
         </w:tc>
         <w:tc>
           <w:tcPr>
-            <w:tcW w:type="dxa" w:w="2436"/>
+            <w:tcW w:type="dxa" w:w="2160"/>
           </w:tcPr>
           <w:p>
             <w:r>
-              <w:rPr>
-                <w:sz w:val="17"/>
-              </w:rPr>
-            </w:r>
-            <w:r>
-              <w:rPr>
-                <w:sz w:val="17"/>
-              </w:rPr>
               <w:t>Criação do índice-mestre dos registros do projeto MILHASFACIL01. Ondas 1 e 2 geradas (18 registros .md + planilha GEST existente); Onda 3 (encerramento) marcada como aguardando aceite formal.</w:t>
             </w:r>
           </w:p>
         </w:tc>
       </w:tr>
+      <w:tr>
+        <w:tc>
+          <w:tcPr>
+            <w:tcW w:type="dxa" w:w="2160"/>
+          </w:tcPr>
+          <w:p>
+            <w:r>
+              <w:t>2.0</w:t>
+            </w:r>
+          </w:p>
+        </w:tc>
+        <w:tc>
+          <w:tcPr>
+            <w:tcW w:type="dxa" w:w="2160"/>
+          </w:tcPr>
+          <w:p>
+            <w:r>
+              <w:t>25/06/2026</w:t>
+            </w:r>
+          </w:p>
+        </w:tc>
+        <w:tc>
+          <w:tcPr>
+            <w:tcW w:type="dxa" w:w="2160"/>
+          </w:tcPr>
+          <w:p>
+            <w:r>
+              <w:t>Auditoria MPS.BR Nível C</w:t>
+            </w:r>
+          </w:p>
+        </w:tc>
+        <w:tc>
+          <w:tcPr>
+            <w:tcW w:type="dxa" w:w="2160"/>
+          </w:tcPr>
+          <w:p>
+            <w:r>
+              <w:t>Reconciliação: status S10, plataforma GitLab, remoção de mapa de aliases Azure DevOps.</w:t>
+            </w:r>
+          </w:p>
+        </w:tc>
+      </w:tr>
+      <w:tr>
+        <w:tc>
+          <w:tcPr>
+            <w:tcW w:type="dxa" w:w="2160"/>
+          </w:tcPr>
+          <w:p>
+            <w:r>
+              <w:t>3.0</w:t>
+            </w:r>
+          </w:p>
+        </w:tc>
+        <w:tc>
+          <w:tcPr>
+            <w:tcW w:type="dxa" w:w="2160"/>
+          </w:tcPr>
+          <w:p>
+            <w:r>
+              <w:t>26/06/2026</w:t>
+            </w:r>
+          </w:p>
+        </w:tc>
+        <w:tc>
+          <w:tcPr>
+            <w:tcW w:type="dxa" w:w="2160"/>
+          </w:tcPr>
+          <w:p>
+            <w:r>
+              <w:t>Time de Melhoria Contínua</w:t>
+            </w:r>
+          </w:p>
+        </w:tc>
+        <w:tc>
+          <w:tcPr>
+            <w:tcW w:type="dxa" w:w="2160"/>
+          </w:tcPr>
+          <w:p>
+            <w:r>
+              <w:t>Reconciliação final MPS.BR Nível C — remoção de "Mateus Veloso" e aliases legados; contagem 29→37 MRs; api !15 substitui "MR #29"; referências IMG-DEVOPS-* atualizadas para IMG-GITLAB-*; meta "MRs sem revisor=0" confirmada (todos os 37 MRs com 2 revisores via SQL).</w:t>
+            </w:r>
+          </w:p>
+        </w:tc>
+      </w:tr>
     </w:tbl>
+    <w:p/>
     <w:sectPr>
       <w:pgSz w:w="12240" w:h="15840"/>
-      <w:pgMar w:top="1134" w:right="1247" w:bottom="1134" w:left="1247" w:header="720" w:footer="720" w:gutter="0"/>
+      <w:pgMar w:top="1440" w:right="1800" w:bottom="1440" w:left="1800" w:header="720" w:footer="720" w:gutter="0"/>
       <w:cols w:space="720"/>
       <w:docGrid w:linePitch="360"/>
     </w:sectPr>
